--- a/CMA_Summaries_B3_Ch04.docx
+++ b/CMA_Summaries_B3_Ch04.docx
@@ -1214,7 +1214,7 @@
       <w:r>
         <w:drawing>
           <wp:inline distT="0" distB="0" distL="0" distR="0">
-            <wp:extent cx="5734050" cy="2278525"/>
+            <wp:extent cx="5734050" cy="1931475"/>
             <wp:effectExtent t="0" r="0" b="0" l="0"/>
             <wp:docPr id="1" name="" descr="" title=""/>
             <wp:cNvGraphicFramePr>
@@ -1239,7 +1239,7 @@
                   <pic:spPr bwMode="auto">
                     <a:xfrm>
                       <a:off x="0" y="0"/>
-                      <a:ext cx="5734050" cy="2278525"/>
+                      <a:ext cx="5734050" cy="1931475"/>
                     </a:xfrm>
                     <a:prstGeom prst="rect">
                       <a:avLst/>
@@ -1307,7 +1307,7 @@
                 <w:sz w:val="16"/>
                 <w:szCs w:val="16"/>
               </w:rPr>
-              <w:t xml:space="preserve">operating budget   ·   financial budget   ·   master budget</w:t>
+              <w:t xml:space="preserve">master budget   ·   financial budget   ·   activity-based budgeting</w:t>
             </w:r>
           </w:p>
         </w:tc>
@@ -2107,7 +2107,7 @@
                 <w:sz w:val="16"/>
                 <w:szCs w:val="16"/>
               </w:rPr>
-              <w:t xml:space="preserve">operating budget</w:t>
+              <w:t xml:space="preserve">master budget</w:t>
             </w:r>
           </w:p>
         </w:tc>
@@ -4587,6 +4587,154 @@
       </w:tr>
     </w:tbl>
     <w:p/>
+    <w:p>
+      <w:pPr>
+        <w:pageBreakBefore w:val="true"/>
+        <w:spacing w:after="0"/>
+      </w:pPr>
+      <w:r>
+        <w:rPr>
+          <w:sz w:val="2"/>
+        </w:rPr>
+        <w:t xml:space="preserve"> </w:t>
+      </w:r>
+    </w:p>
+    <w:p>
+      <w:pPr>
+        <w:spacing w:before="44" w:after="10"/>
+      </w:pPr>
+      <w:r>
+        <w:rPr>
+          <w:b/>
+          <w:bCs/>
+          <w:color w:val="353A7C"/>
+          <w:sz w:val="18"/>
+          <w:szCs w:val="18"/>
+        </w:rPr>
+        <w:t xml:space="preserve">The English this section uses, and its Arabic</w:t>
+      </w:r>
+    </w:p>
+    <w:p>
+      <w:pPr>
+        <w:spacing w:before="0" w:after="12"/>
+      </w:pPr>
+      <w:r>
+        <w:rPr>
+          <w:color w:val="6B7280"/>
+          <w:sz w:val="15"/>
+          <w:szCs w:val="15"/>
+        </w:rPr>
+        <w:t xml:space="preserve">Each term sits against what it means.</w:t>
+      </w:r>
+    </w:p>
+    <w:p>
+      <w:pPr>
+        <w:spacing w:after="40" w:before="90"/>
+        <w:jc w:val="center"/>
+      </w:pPr>
+      <w:r>
+        <w:drawing>
+          <wp:inline distT="0" distB="0" distL="0" distR="0">
+            <wp:extent cx="5734050" cy="1931475"/>
+            <wp:effectExtent t="0" r="0" b="0" l="0"/>
+            <wp:docPr id="1" name="" descr="" title=""/>
+            <wp:cNvGraphicFramePr>
+              <a:graphicFrameLocks xmlns:a="http://schemas.openxmlformats.org/drawingml/2006/main" noChangeAspect="1"/>
+            </wp:cNvGraphicFramePr>
+            <a:graphic xmlns:a="http://schemas.openxmlformats.org/drawingml/2006/main">
+              <a:graphicData uri="http://schemas.openxmlformats.org/drawingml/2006/picture">
+                <pic:pic xmlns:pic="http://schemas.openxmlformats.org/drawingml/2006/picture">
+                  <pic:nvPicPr>
+                    <pic:cNvPr id="0" name="" descr=""/>
+                    <pic:cNvPicPr>
+                      <a:picLocks noChangeAspect="1" noChangeArrowheads="1"/>
+                    </pic:cNvPicPr>
+                  </pic:nvPicPr>
+                  <pic:blipFill>
+                    <a:blip r:embed="rId105" cstate="none"/>
+                    <a:srcRect/>
+                    <a:stretch>
+                      <a:fillRect/>
+                    </a:stretch>
+                  </pic:blipFill>
+                  <pic:spPr bwMode="auto">
+                    <a:xfrm>
+                      <a:off x="0" y="0"/>
+                      <a:ext cx="5734050" cy="1931475"/>
+                    </a:xfrm>
+                    <a:prstGeom prst="rect">
+                      <a:avLst/>
+                    </a:prstGeom>
+                  </pic:spPr>
+                </pic:pic>
+              </a:graphicData>
+            </a:graphic>
+          </wp:inline>
+        </w:drawing>
+      </w:r>
+    </w:p>
+    <w:tbl>
+      <w:tblPr>
+        <w:tblW w:type="pct" w:w="100%"/>
+        <w:tblLayout w:type="fixed"/>
+        <w:tblBorders>
+          <w:top w:val="single" w:color="FBFAF6" w:sz="4"/>
+          <w:left w:val="single" w:color="FBFAF6" w:sz="4"/>
+          <w:bottom w:val="single" w:color="FBFAF6" w:sz="4"/>
+          <w:right w:val="single" w:color="FBFAF6" w:sz="4"/>
+          <w:insideH w:val="single" w:color="FBFAF6" w:sz="4"/>
+          <w:insideV w:val="single" w:color="FBFAF6" w:sz="4"/>
+        </w:tblBorders>
+      </w:tblPr>
+      <w:tblGrid>
+        <w:gridCol w:w="9600"/>
+      </w:tblGrid>
+      <w:tr>
+        <w:tc>
+          <w:tcPr>
+            <w:tcW w:type="pct" w:w="5000"/>
+            <w:shd w:fill="FBFAF6" w:val="clear"/>
+            <w:tcMar>
+              <w:top w:type="dxa" w:w="40"/>
+              <w:left w:type="dxa" w:w="100"/>
+              <w:bottom w:type="dxa" w:w="40"/>
+              <w:right w:type="dxa" w:w="100"/>
+            </w:tcMar>
+          </w:tcPr>
+          <w:p>
+            <w:pPr>
+              <w:spacing w:before="18" w:after="6"/>
+            </w:pPr>
+            <w:r>
+              <w:rPr>
+                <w:b/>
+                <w:bCs/>
+                <w:color w:val="6B7280"/>
+                <w:sz w:val="14"/>
+                <w:szCs w:val="14"/>
+              </w:rPr>
+              <w:t xml:space="preserve">word list</w:t>
+            </w:r>
+          </w:p>
+          <w:p>
+            <w:pPr>
+              <w:spacing w:before="0" w:after="18"/>
+            </w:pPr>
+            <w:r>
+              <w:rPr>
+                <w:b/>
+                <w:bCs/>
+                <w:color w:val="353A7C"/>
+                <w:sz w:val="16"/>
+                <w:szCs w:val="16"/>
+              </w:rPr>
+              <w:t xml:space="preserve">master budget   ·   contingency   ·   project budget</w:t>
+            </w:r>
+          </w:p>
+        </w:tc>
+      </w:tr>
+    </w:tbl>
+    <w:p/>
     <w:tbl>
       <w:tblPr>
         <w:tblW w:type="pct" w:w="100%"/>
@@ -4915,14 +5063,14 @@
                 <w:sz w:val="16"/>
                 <w:szCs w:val="16"/>
               </w:rPr>
-              <w:t xml:space="preserve">7  </w:t>
-            </w:r>
-            <w:r>
-              <w:rPr>
-                <w:sz w:val="16"/>
-                <w:szCs w:val="16"/>
-              </w:rPr>
-              <w:t xml:space="preserve">Installation</w:t>
+              <w:t xml:space="preserve">8  </w:t>
+            </w:r>
+            <w:r>
+              <w:rPr>
+                <w:sz w:val="16"/>
+                <w:szCs w:val="16"/>
+              </w:rPr>
+              <w:t xml:space="preserve">Project budget (9 months)</w:t>
             </w:r>
           </w:p>
         </w:tc>
@@ -4983,14 +5131,14 @@
                 <w:sz w:val="16"/>
                 <w:szCs w:val="16"/>
               </w:rPr>
-              <w:t xml:space="preserve">8  </w:t>
-            </w:r>
-            <w:r>
-              <w:rPr>
-                <w:sz w:val="16"/>
-                <w:szCs w:val="16"/>
-              </w:rPr>
-              <w:t xml:space="preserve">Project budget (9 months)</w:t>
+              <w:t xml:space="preserve">9  </w:t>
+            </w:r>
+            <w:r>
+              <w:rPr>
+                <w:sz w:val="16"/>
+                <w:szCs w:val="16"/>
+              </w:rPr>
+              <w:t xml:space="preserve">timeline</w:t>
             </w:r>
           </w:p>
         </w:tc>
@@ -5051,14 +5199,14 @@
                 <w:sz w:val="16"/>
                 <w:szCs w:val="16"/>
               </w:rPr>
-              <w:t xml:space="preserve">9  </w:t>
-            </w:r>
-            <w:r>
-              <w:rPr>
-                <w:sz w:val="16"/>
-                <w:szCs w:val="16"/>
-              </w:rPr>
-              <w:t xml:space="preserve">timeline</w:t>
+              <w:t xml:space="preserve">10  </w:t>
+            </w:r>
+            <w:r>
+              <w:rPr>
+                <w:sz w:val="16"/>
+                <w:szCs w:val="16"/>
+              </w:rPr>
+              <w:t xml:space="preserve">expenditure</w:t>
             </w:r>
           </w:p>
         </w:tc>
@@ -5119,14 +5267,14 @@
                 <w:sz w:val="16"/>
                 <w:szCs w:val="16"/>
               </w:rPr>
-              <w:t xml:space="preserve">10  </w:t>
-            </w:r>
-            <w:r>
-              <w:rPr>
-                <w:sz w:val="16"/>
-                <w:szCs w:val="16"/>
-              </w:rPr>
-              <w:t xml:space="preserve">expenditure</w:t>
+              <w:t xml:space="preserve">11  </w:t>
+            </w:r>
+            <w:r>
+              <w:rPr>
+                <w:sz w:val="16"/>
+                <w:szCs w:val="16"/>
+              </w:rPr>
+              <w:t xml:space="preserve">operating</w:t>
             </w:r>
           </w:p>
         </w:tc>
@@ -5187,14 +5335,14 @@
                 <w:sz w:val="16"/>
                 <w:szCs w:val="16"/>
               </w:rPr>
-              <w:t xml:space="preserve">11  </w:t>
-            </w:r>
-            <w:r>
-              <w:rPr>
-                <w:sz w:val="16"/>
-                <w:szCs w:val="16"/>
-              </w:rPr>
-              <w:t xml:space="preserve">operating</w:t>
+              <w:t xml:space="preserve">12  </w:t>
+            </w:r>
+            <w:r>
+              <w:rPr>
+                <w:sz w:val="16"/>
+                <w:szCs w:val="16"/>
+              </w:rPr>
+              <w:t xml:space="preserve">project budget</w:t>
             </w:r>
           </w:p>
         </w:tc>
@@ -5230,6 +5378,74 @@
                 <w:szCs w:val="16"/>
               </w:rPr>
               <w:t xml:space="preserve">Filling equipment</w:t>
+            </w:r>
+          </w:p>
+        </w:tc>
+        <w:tc>
+          <w:tcPr>
+            <w:tcW w:type="pct" w:w="2500"/>
+            <w:tcMar>
+              <w:top w:type="dxa" w:w="20"/>
+              <w:left w:type="dxa" w:w="80"/>
+              <w:bottom w:type="dxa" w:w="20"/>
+              <w:right w:type="dxa" w:w="80"/>
+            </w:tcMar>
+          </w:tcPr>
+          <w:p>
+            <w:pPr>
+              <w:spacing w:before="12" w:after="12"/>
+            </w:pPr>
+            <w:r>
+              <w:rPr>
+                <w:b/>
+                <w:bCs/>
+                <w:color w:val="8186EF"/>
+                <w:sz w:val="16"/>
+                <w:szCs w:val="16"/>
+              </w:rPr>
+              <w:t xml:space="preserve">13  </w:t>
+            </w:r>
+            <w:r>
+              <w:rPr>
+                <w:sz w:val="16"/>
+                <w:szCs w:val="16"/>
+              </w:rPr>
+              <w:t xml:space="preserve">contingency</w:t>
+            </w:r>
+          </w:p>
+        </w:tc>
+      </w:tr>
+      <w:tr>
+        <w:tc>
+          <w:tcPr>
+            <w:tcW w:type="pct" w:w="2500"/>
+            <w:tcMar>
+              <w:top w:type="dxa" w:w="20"/>
+              <w:left w:type="dxa" w:w="80"/>
+              <w:bottom w:type="dxa" w:w="20"/>
+              <w:right w:type="dxa" w:w="80"/>
+            </w:tcMar>
+          </w:tcPr>
+          <w:p>
+            <w:pPr>
+              <w:spacing w:before="12" w:after="12"/>
+            </w:pPr>
+            <w:r>
+              <w:rPr>
+                <w:b/>
+                <w:bCs/>
+                <w:color w:val="8186EF"/>
+                <w:sz w:val="16"/>
+                <w:szCs w:val="16"/>
+              </w:rPr>
+              <w:t xml:space="preserve">7  </w:t>
+            </w:r>
+            <w:r>
+              <w:rPr>
+                <w:sz w:val="16"/>
+                <w:szCs w:val="16"/>
+              </w:rPr>
+              <w:t xml:space="preserve">Installation</w:t>
             </w:r>
           </w:p>
         </w:tc>
@@ -5899,7 +6115,7 @@
                     </pic:cNvPicPr>
                   </pic:nvPicPr>
                   <pic:blipFill>
-                    <a:blip r:embed="rId105" cstate="none"/>
+                    <a:blip r:embed="rId106" cstate="none"/>
                     <a:srcRect/>
                     <a:stretch>
                       <a:fillRect/>
@@ -7680,6 +7896,142 @@
     <w:p/>
     <w:p>
       <w:pPr>
+        <w:spacing w:before="44" w:after="10"/>
+      </w:pPr>
+      <w:r>
+        <w:rPr>
+          <w:b/>
+          <w:bCs/>
+          <w:color w:val="353A7C"/>
+          <w:sz w:val="18"/>
+          <w:szCs w:val="18"/>
+        </w:rPr>
+        <w:t xml:space="preserve">The English this section uses, and its Arabic</w:t>
+      </w:r>
+    </w:p>
+    <w:p>
+      <w:pPr>
+        <w:spacing w:before="0" w:after="12"/>
+      </w:pPr>
+      <w:r>
+        <w:rPr>
+          <w:color w:val="6B7280"/>
+          <w:sz w:val="15"/>
+          <w:szCs w:val="15"/>
+        </w:rPr>
+        <w:t xml:space="preserve">Each term sits against what it means.</w:t>
+      </w:r>
+    </w:p>
+    <w:p>
+      <w:pPr>
+        <w:spacing w:after="40" w:before="90"/>
+        <w:jc w:val="center"/>
+      </w:pPr>
+      <w:r>
+        <w:drawing>
+          <wp:inline distT="0" distB="0" distL="0" distR="0">
+            <wp:extent cx="5734050" cy="2074825"/>
+            <wp:effectExtent t="0" r="0" b="0" l="0"/>
+            <wp:docPr id="1" name="" descr="" title=""/>
+            <wp:cNvGraphicFramePr>
+              <a:graphicFrameLocks xmlns:a="http://schemas.openxmlformats.org/drawingml/2006/main" noChangeAspect="1"/>
+            </wp:cNvGraphicFramePr>
+            <a:graphic xmlns:a="http://schemas.openxmlformats.org/drawingml/2006/main">
+              <a:graphicData uri="http://schemas.openxmlformats.org/drawingml/2006/picture">
+                <pic:pic xmlns:pic="http://schemas.openxmlformats.org/drawingml/2006/picture">
+                  <pic:nvPicPr>
+                    <pic:cNvPr id="0" name="" descr=""/>
+                    <pic:cNvPicPr>
+                      <a:picLocks noChangeAspect="1" noChangeArrowheads="1"/>
+                    </pic:cNvPicPr>
+                  </pic:nvPicPr>
+                  <pic:blipFill>
+                    <a:blip r:embed="rId107" cstate="none"/>
+                    <a:srcRect/>
+                    <a:stretch>
+                      <a:fillRect/>
+                    </a:stretch>
+                  </pic:blipFill>
+                  <pic:spPr bwMode="auto">
+                    <a:xfrm>
+                      <a:off x="0" y="0"/>
+                      <a:ext cx="5734050" cy="2074825"/>
+                    </a:xfrm>
+                    <a:prstGeom prst="rect">
+                      <a:avLst/>
+                    </a:prstGeom>
+                  </pic:spPr>
+                </pic:pic>
+              </a:graphicData>
+            </a:graphic>
+          </wp:inline>
+        </w:drawing>
+      </w:r>
+    </w:p>
+    <w:tbl>
+      <w:tblPr>
+        <w:tblW w:type="pct" w:w="100%"/>
+        <w:tblLayout w:type="fixed"/>
+        <w:tblBorders>
+          <w:top w:val="single" w:color="FBFAF6" w:sz="4"/>
+          <w:left w:val="single" w:color="FBFAF6" w:sz="4"/>
+          <w:bottom w:val="single" w:color="FBFAF6" w:sz="4"/>
+          <w:right w:val="single" w:color="FBFAF6" w:sz="4"/>
+          <w:insideH w:val="single" w:color="FBFAF6" w:sz="4"/>
+          <w:insideV w:val="single" w:color="FBFAF6" w:sz="4"/>
+        </w:tblBorders>
+      </w:tblPr>
+      <w:tblGrid>
+        <w:gridCol w:w="9600"/>
+      </w:tblGrid>
+      <w:tr>
+        <w:tc>
+          <w:tcPr>
+            <w:tcW w:type="pct" w:w="5000"/>
+            <w:shd w:fill="FBFAF6" w:val="clear"/>
+            <w:tcMar>
+              <w:top w:type="dxa" w:w="40"/>
+              <w:left w:type="dxa" w:w="100"/>
+              <w:bottom w:type="dxa" w:w="40"/>
+              <w:right w:type="dxa" w:w="100"/>
+            </w:tcMar>
+          </w:tcPr>
+          <w:p>
+            <w:pPr>
+              <w:spacing w:before="18" w:after="6"/>
+            </w:pPr>
+            <w:r>
+              <w:rPr>
+                <w:b/>
+                <w:bCs/>
+                <w:color w:val="6B7280"/>
+                <w:sz w:val="14"/>
+                <w:szCs w:val="14"/>
+              </w:rPr>
+              <w:t xml:space="preserve">word list</w:t>
+            </w:r>
+          </w:p>
+          <w:p>
+            <w:pPr>
+              <w:spacing w:before="0" w:after="18"/>
+            </w:pPr>
+            <w:r>
+              <w:rPr>
+                <w:b/>
+                <w:bCs/>
+                <w:color w:val="353A7C"/>
+                <w:sz w:val="16"/>
+                <w:szCs w:val="16"/>
+              </w:rPr>
+              <w:t xml:space="preserve">activity-based budgeting   ·   project budget   ·   master budget</w:t>
+            </w:r>
+          </w:p>
+        </w:tc>
+      </w:tr>
+    </w:tbl>
+    <w:p/>
+    <w:p>
+      <w:pPr>
         <w:sectPr>
           <w:headerReference w:type="default" r:id="rIdHdr9"/>
           <w:pgSz w:w="11906" w:h="16838" w:orient="portrait"/>
@@ -7801,14 +8153,14 @@
                 <w:sz w:val="16"/>
                 <w:szCs w:val="16"/>
               </w:rPr>
-              <w:t xml:space="preserve">6  </w:t>
-            </w:r>
-            <w:r>
-              <w:rPr>
-                <w:sz w:val="16"/>
-                <w:szCs w:val="16"/>
-              </w:rPr>
-              <w:t xml:space="preserve">controls</w:t>
+              <w:t xml:space="preserve">7  </w:t>
+            </w:r>
+            <w:r>
+              <w:rPr>
+                <w:sz w:val="16"/>
+                <w:szCs w:val="16"/>
+              </w:rPr>
+              <w:t xml:space="preserve">business</w:t>
             </w:r>
           </w:p>
         </w:tc>
@@ -7869,14 +8221,14 @@
                 <w:sz w:val="16"/>
                 <w:szCs w:val="16"/>
               </w:rPr>
-              <w:t xml:space="preserve">7  </w:t>
-            </w:r>
-            <w:r>
-              <w:rPr>
-                <w:sz w:val="16"/>
-                <w:szCs w:val="16"/>
-              </w:rPr>
-              <w:t xml:space="preserve">business</w:t>
+              <w:t xml:space="preserve">8  </w:t>
+            </w:r>
+            <w:r>
+              <w:rPr>
+                <w:sz w:val="16"/>
+                <w:szCs w:val="16"/>
+              </w:rPr>
+              <w:t xml:space="preserve">explains</w:t>
             </w:r>
           </w:p>
         </w:tc>
@@ -7937,14 +8289,14 @@
                 <w:sz w:val="16"/>
                 <w:szCs w:val="16"/>
               </w:rPr>
-              <w:t xml:space="preserve">8  </w:t>
-            </w:r>
-            <w:r>
-              <w:rPr>
-                <w:sz w:val="16"/>
-                <w:szCs w:val="16"/>
-              </w:rPr>
-              <w:t xml:space="preserve">explains</w:t>
+              <w:t xml:space="preserve">9  </w:t>
+            </w:r>
+            <w:r>
+              <w:rPr>
+                <w:sz w:val="16"/>
+                <w:szCs w:val="16"/>
+              </w:rPr>
+              <w:t xml:space="preserve">activity</w:t>
             </w:r>
           </w:p>
         </w:tc>
@@ -8005,14 +8357,14 @@
                 <w:sz w:val="16"/>
                 <w:szCs w:val="16"/>
               </w:rPr>
-              <w:t xml:space="preserve">9  </w:t>
-            </w:r>
-            <w:r>
-              <w:rPr>
-                <w:sz w:val="16"/>
-                <w:szCs w:val="16"/>
-              </w:rPr>
-              <w:t xml:space="preserve">activity</w:t>
+              <w:t xml:space="preserve">10  </w:t>
+            </w:r>
+            <w:r>
+              <w:rPr>
+                <w:sz w:val="16"/>
+                <w:szCs w:val="16"/>
+              </w:rPr>
+              <w:t xml:space="preserve">master budget</w:t>
             </w:r>
           </w:p>
         </w:tc>
@@ -8048,6 +8400,74 @@
                 <w:szCs w:val="16"/>
               </w:rPr>
               <w:t xml:space="preserve">become</w:t>
+            </w:r>
+          </w:p>
+        </w:tc>
+        <w:tc>
+          <w:tcPr>
+            <w:tcW w:type="pct" w:w="2500"/>
+            <w:tcMar>
+              <w:top w:type="dxa" w:w="20"/>
+              <w:left w:type="dxa" w:w="80"/>
+              <w:bottom w:type="dxa" w:w="20"/>
+              <w:right w:type="dxa" w:w="80"/>
+            </w:tcMar>
+          </w:tcPr>
+          <w:p>
+            <w:pPr>
+              <w:spacing w:before="12" w:after="12"/>
+            </w:pPr>
+            <w:r>
+              <w:rPr>
+                <w:b/>
+                <w:bCs/>
+                <w:color w:val="8186EF"/>
+                <w:sz w:val="16"/>
+                <w:szCs w:val="16"/>
+              </w:rPr>
+              <w:t xml:space="preserve">11  </w:t>
+            </w:r>
+            <w:r>
+              <w:rPr>
+                <w:sz w:val="16"/>
+                <w:szCs w:val="16"/>
+              </w:rPr>
+              <w:t xml:space="preserve">activity-based budgeting</w:t>
+            </w:r>
+          </w:p>
+        </w:tc>
+      </w:tr>
+      <w:tr>
+        <w:tc>
+          <w:tcPr>
+            <w:tcW w:type="pct" w:w="2500"/>
+            <w:tcMar>
+              <w:top w:type="dxa" w:w="20"/>
+              <w:left w:type="dxa" w:w="80"/>
+              <w:bottom w:type="dxa" w:w="20"/>
+              <w:right w:type="dxa" w:w="80"/>
+            </w:tcMar>
+          </w:tcPr>
+          <w:p>
+            <w:pPr>
+              <w:spacing w:before="12" w:after="12"/>
+            </w:pPr>
+            <w:r>
+              <w:rPr>
+                <w:b/>
+                <w:bCs/>
+                <w:color w:val="8186EF"/>
+                <w:sz w:val="16"/>
+                <w:szCs w:val="16"/>
+              </w:rPr>
+              <w:t xml:space="preserve">6  </w:t>
+            </w:r>
+            <w:r>
+              <w:rPr>
+                <w:sz w:val="16"/>
+                <w:szCs w:val="16"/>
+              </w:rPr>
+              <w:t xml:space="preserve">controls</w:t>
             </w:r>
           </w:p>
         </w:tc>
@@ -8499,7 +8919,7 @@
                     </pic:cNvPicPr>
                   </pic:nvPicPr>
                   <pic:blipFill>
-                    <a:blip r:embed="rId106" cstate="none"/>
+                    <a:blip r:embed="rId108" cstate="none"/>
                     <a:srcRect/>
                     <a:stretch>
                       <a:fillRect/>
@@ -8608,7 +9028,7 @@
           <w:sz w:val="15"/>
           <w:szCs w:val="15"/>
         </w:rPr>
-        <w:t xml:space="preserve">The bars are drawn to scale.</w:t>
+        <w:t xml:space="preserve">The parts add up to the total; the bars are to scale.</w:t>
       </w:r>
     </w:p>
     <w:p>
@@ -8619,909 +9039,7 @@
       <w:r>
         <w:drawing>
           <wp:inline distT="0" distB="0" distL="0" distR="0">
-            <wp:extent cx="5734050" cy="2248350"/>
-            <wp:effectExtent t="0" r="0" b="0" l="0"/>
-            <wp:docPr id="1" name="" descr="" title=""/>
-            <wp:cNvGraphicFramePr>
-              <a:graphicFrameLocks xmlns:a="http://schemas.openxmlformats.org/drawingml/2006/main" noChangeAspect="1"/>
-            </wp:cNvGraphicFramePr>
-            <a:graphic xmlns:a="http://schemas.openxmlformats.org/drawingml/2006/main">
-              <a:graphicData uri="http://schemas.openxmlformats.org/drawingml/2006/picture">
-                <pic:pic xmlns:pic="http://schemas.openxmlformats.org/drawingml/2006/picture">
-                  <pic:nvPicPr>
-                    <pic:cNvPr id="0" name="" descr=""/>
-                    <pic:cNvPicPr>
-                      <a:picLocks noChangeAspect="1" noChangeArrowheads="1"/>
-                    </pic:cNvPicPr>
-                  </pic:nvPicPr>
-                  <pic:blipFill>
-                    <a:blip r:embed="rId107" cstate="none"/>
-                    <a:srcRect/>
-                    <a:stretch>
-                      <a:fillRect/>
-                    </a:stretch>
-                  </pic:blipFill>
-                  <pic:spPr bwMode="auto">
-                    <a:xfrm>
-                      <a:off x="0" y="0"/>
-                      <a:ext cx="5734050" cy="2248350"/>
-                    </a:xfrm>
-                    <a:prstGeom prst="rect">
-                      <a:avLst/>
-                    </a:prstGeom>
-                  </pic:spPr>
-                </pic:pic>
-              </a:graphicData>
-            </a:graphic>
-          </wp:inline>
-        </w:drawing>
-      </w:r>
-    </w:p>
-    <w:tbl>
-      <w:tblPr>
-        <w:tblW w:type="pct" w:w="100%"/>
-        <w:tblLayout w:type="fixed"/>
-        <w:tblBorders>
-          <w:top w:val="single" w:color="FBFAF6" w:sz="4"/>
-          <w:left w:val="single" w:color="FBFAF6" w:sz="4"/>
-          <w:bottom w:val="single" w:color="FBFAF6" w:sz="4"/>
-          <w:right w:val="single" w:color="FBFAF6" w:sz="4"/>
-          <w:insideH w:val="single" w:color="FBFAF6" w:sz="4"/>
-          <w:insideV w:val="single" w:color="FBFAF6" w:sz="4"/>
-        </w:tblBorders>
-      </w:tblPr>
-      <w:tblGrid>
-        <w:gridCol w:w="9600"/>
-      </w:tblGrid>
-      <w:tr>
-        <w:tc>
-          <w:tcPr>
-            <w:tcW w:type="pct" w:w="5000"/>
-            <w:shd w:fill="FBFAF6" w:val="clear"/>
-            <w:tcMar>
-              <w:top w:type="dxa" w:w="40"/>
-              <w:left w:type="dxa" w:w="100"/>
-              <w:bottom w:type="dxa" w:w="40"/>
-              <w:right w:type="dxa" w:w="100"/>
-            </w:tcMar>
-          </w:tcPr>
-          <w:p>
-            <w:pPr>
-              <w:spacing w:before="18" w:after="6"/>
-            </w:pPr>
-            <w:r>
-              <w:rPr>
-                <w:b/>
-                <w:bCs/>
-                <w:color w:val="6B7280"/>
-                <w:sz w:val="14"/>
-                <w:szCs w:val="14"/>
-              </w:rPr>
-              <w:t xml:space="preserve">word list</w:t>
-            </w:r>
-          </w:p>
-          <w:p>
-            <w:pPr>
-              <w:spacing w:before="0" w:after="18"/>
-            </w:pPr>
-            <w:r>
-              <w:rPr>
-                <w:b/>
-                <w:bCs/>
-                <w:color w:val="353A7C"/>
-                <w:sz w:val="16"/>
-                <w:szCs w:val="16"/>
-              </w:rPr>
-              <w:t xml:space="preserve">activity-based budgeting   ·   Receiving and cleaning   ·   Quality testing</w:t>
-            </w:r>
-          </w:p>
-        </w:tc>
-      </w:tr>
-    </w:tbl>
-    <w:p/>
-    <w:tbl>
-      <w:tblPr>
-        <w:tblW w:type="pct" w:w="100%"/>
-        <w:tblLayout w:type="fixed"/>
-        <w:tblBorders>
-          <w:top w:val="single" w:color="353A7C" w:sz="4"/>
-          <w:left w:val="single" w:color="353A7C" w:sz="4"/>
-          <w:bottom w:val="single" w:color="353A7C" w:sz="4"/>
-          <w:right w:val="single" w:color="353A7C" w:sz="4"/>
-          <w:insideH w:val="single" w:color="353A7C" w:sz="4"/>
-          <w:insideV w:val="single" w:color="353A7C" w:sz="4"/>
-        </w:tblBorders>
-      </w:tblPr>
-      <w:tblGrid>
-        <w:gridCol w:w="9600"/>
-      </w:tblGrid>
-      <w:tr>
-        <w:tc>
-          <w:tcPr>
-            <w:tcW w:type="pct" w:w="5000"/>
-            <w:shd w:fill="F2F4FB" w:val="clear"/>
-            <w:tcMar>
-              <w:top w:type="dxa" w:w="50"/>
-              <w:left w:type="dxa" w:w="110"/>
-              <w:bottom w:type="dxa" w:w="50"/>
-              <w:right w:type="dxa" w:w="110"/>
-            </w:tcMar>
-          </w:tcPr>
-          <w:p>
-            <w:pPr>
-              <w:spacing w:before="30" w:after="30"/>
-            </w:pPr>
-            <w:r>
-              <w:rPr>
-                <w:b/>
-                <w:bCs/>
-                <w:color w:val="353A7C"/>
-                <w:sz w:val="19"/>
-                <w:szCs w:val="19"/>
-              </w:rPr>
-              <w:t xml:space="preserve">Everything ties</w:t>
-            </w:r>
-          </w:p>
-        </w:tc>
-      </w:tr>
-    </w:tbl>
-    <w:p/>
-    <w:p>
-      <w:pPr>
-        <w:spacing w:before="20" w:after="20" w:line="360" w:lineRule="auto"/>
-        <w:ind w:left="200"/>
-      </w:pPr>
-      <w:r>
-        <w:rPr>
-          <w:sz w:val="19"/>
-          <w:szCs w:val="19"/>
-        </w:rPr>
-        <w:t xml:space="preserve">Project budget $2,500,000 = capital granted to Beverages.</w:t>
-      </w:r>
-    </w:p>
-    <w:tbl>
-      <w:tblPr>
-        <w:tblW w:type="pct" w:w="100%"/>
-        <w:tblLayout w:type="fixed"/>
-        <w:tblBorders>
-          <w:top w:val="single" w:color="353A7C" w:sz="4"/>
-          <w:left w:val="single" w:color="353A7C" w:sz="4"/>
-          <w:bottom w:val="single" w:color="353A7C" w:sz="4"/>
-          <w:right w:val="single" w:color="353A7C" w:sz="4"/>
-          <w:insideH w:val="single" w:color="353A7C" w:sz="4"/>
-          <w:insideV w:val="single" w:color="353A7C" w:sz="4"/>
-        </w:tblBorders>
-      </w:tblPr>
-      <w:tblGrid>
-        <w:gridCol w:w="9600"/>
-      </w:tblGrid>
-      <w:tr>
-        <w:tc>
-          <w:tcPr>
-            <w:tcW w:type="pct" w:w="5000"/>
-            <w:shd w:fill="F2F4FB" w:val="clear"/>
-            <w:tcMar>
-              <w:top w:type="dxa" w:w="50"/>
-              <w:left w:type="dxa" w:w="110"/>
-              <w:bottom w:type="dxa" w:w="50"/>
-              <w:right w:type="dxa" w:w="110"/>
-            </w:tcMar>
-          </w:tcPr>
-          <w:p>
-            <w:pPr>
-              <w:spacing w:before="30" w:after="30"/>
-            </w:pPr>
-            <w:r>
-              <w:rPr>
-                <w:b/>
-                <w:bCs/>
-                <w:color w:val="353A7C"/>
-                <w:sz w:val="19"/>
-                <w:szCs w:val="19"/>
-              </w:rPr>
-              <w:t xml:space="preserve">Exam view</w:t>
-            </w:r>
-          </w:p>
-        </w:tc>
-      </w:tr>
-    </w:tbl>
-    <w:p/>
-    <w:p>
-      <w:pPr>
-        <w:pageBreakBefore w:val="true"/>
-        <w:spacing w:after="0"/>
-      </w:pPr>
-      <w:r>
-        <w:rPr>
-          <w:sz w:val="2"/>
-        </w:rPr>
-        <w:t xml:space="preserve"> </w:t>
-      </w:r>
-    </w:p>
-    <w:p>
-      <w:pPr>
-        <w:spacing w:before="44" w:after="14"/>
-      </w:pPr>
-      <w:r>
-        <w:rPr>
-          <w:b/>
-          <w:bCs/>
-          <w:color w:val="353A7C"/>
-          <w:sz w:val="18"/>
-          <w:szCs w:val="18"/>
-        </w:rPr>
-        <w:t xml:space="preserve">Summary 2</w:t>
-      </w:r>
-      <w:r>
-        <w:rPr>
-          <w:color w:val="6B7280"/>
-          <w:sz w:val="16"/>
-          <w:szCs w:val="16"/>
-        </w:rPr>
-        <w:t xml:space="preserve">      gaps 10–12</w:t>
-      </w:r>
-    </w:p>
-    <w:p>
-      <w:pPr>
-        <w:spacing w:before="20" w:after="20" w:line="360" w:lineRule="auto"/>
-        <w:ind w:left="200"/>
-      </w:pPr>
-      <w:r>
-        <w:rPr>
-          <w:sz w:val="19"/>
-          <w:szCs w:val="19"/>
-        </w:rPr>
-        <w:t xml:space="preserve">Expect to order the </w:t>
-      </w:r>
-      <w:r>
-        <w:rPr>
-          <w:b/>
-          <w:bCs/>
-          <w:color w:val="8186EF"/>
-          <w:sz w:val="15"/>
-          <w:szCs w:val="15"/>
-        </w:rPr>
-        <w:t xml:space="preserve"> (10) </w:t>
-      </w:r>
-      <w:r>
-        <w:rPr>
-          <w:u w:val="single"/>
-          <w:sz w:val="19"/>
-          <w:szCs w:val="19"/>
-        </w:rPr>
-        <w:t xml:space="preserve">            </w:t>
-      </w:r>
-      <w:r>
-        <w:rPr>
-          <w:sz w:val="19"/>
-          <w:szCs w:val="19"/>
-        </w:rPr>
-        <w:t xml:space="preserve"> </w:t>
-      </w:r>
-      <w:r>
-        <w:rPr>
-          <w:sz w:val="19"/>
-          <w:szCs w:val="19"/>
-        </w:rPr>
-        <w:t xml:space="preserve"> of a master budget, to classify budgets as </w:t>
-      </w:r>
-      <w:r>
-        <w:rPr>
-          <w:b/>
-          <w:bCs/>
-          <w:color w:val="8186EF"/>
-          <w:sz w:val="15"/>
-          <w:szCs w:val="15"/>
-        </w:rPr>
-        <w:t xml:space="preserve"> (11) </w:t>
-      </w:r>
-      <w:r>
-        <w:rPr>
-          <w:u w:val="single"/>
-          <w:sz w:val="19"/>
-          <w:szCs w:val="19"/>
-        </w:rPr>
-        <w:t xml:space="preserve">           </w:t>
-      </w:r>
-      <w:r>
-        <w:rPr>
-          <w:sz w:val="19"/>
-          <w:szCs w:val="19"/>
-        </w:rPr>
-        <w:t xml:space="preserve"> </w:t>
-      </w:r>
-      <w:r>
-        <w:rPr>
-          <w:sz w:val="19"/>
-          <w:szCs w:val="19"/>
-        </w:rPr>
-        <w:t xml:space="preserve"> or financial, to total a project budget, to build an </w:t>
-      </w:r>
-      <w:r>
-        <w:rPr>
-          <w:b/>
-          <w:bCs/>
-          <w:color w:val="8186EF"/>
-          <w:sz w:val="15"/>
-          <w:szCs w:val="15"/>
-        </w:rPr>
-        <w:t xml:space="preserve"> (12) </w:t>
-      </w:r>
-      <w:r>
-        <w:rPr>
-          <w:u w:val="single"/>
-          <w:sz w:val="19"/>
-          <w:szCs w:val="19"/>
-        </w:rPr>
-        <w:t xml:space="preserve">                </w:t>
-      </w:r>
-      <w:r>
-        <w:rPr>
-          <w:sz w:val="19"/>
-          <w:szCs w:val="19"/>
-        </w:rPr>
-        <w:t xml:space="preserve"> </w:t>
-      </w:r>
-      <w:r>
-        <w:rPr>
-          <w:sz w:val="19"/>
-          <w:szCs w:val="19"/>
-        </w:rPr>
-        <w:t xml:space="preserve"> budget from drivers and rates, and to match each system with a situation. </w:t>
-      </w:r>
-    </w:p>
-    <w:tbl>
-      <w:tblPr>
-        <w:tblW w:type="pct" w:w="100%"/>
-        <w:tblLayout w:type="fixed"/>
-        <w:tblBorders>
-          <w:top w:val="single" w:color="FBFAF6" w:sz="4"/>
-          <w:left w:val="single" w:color="FBFAF6" w:sz="4"/>
-          <w:bottom w:val="single" w:color="FBFAF6" w:sz="4"/>
-          <w:right w:val="single" w:color="FBFAF6" w:sz="4"/>
-          <w:insideH w:val="single" w:color="FBFAF6" w:sz="4"/>
-          <w:insideV w:val="single" w:color="FBFAF6" w:sz="4"/>
-        </w:tblBorders>
-      </w:tblPr>
-      <w:tblGrid>
-        <w:gridCol w:w="9600"/>
-      </w:tblGrid>
-      <w:tr>
-        <w:tc>
-          <w:tcPr>
-            <w:tcW w:type="pct" w:w="5000"/>
-            <w:shd w:fill="FBFAF6" w:val="clear"/>
-            <w:tcMar>
-              <w:top w:type="dxa" w:w="40"/>
-              <w:left w:type="dxa" w:w="100"/>
-              <w:bottom w:type="dxa" w:w="40"/>
-              <w:right w:type="dxa" w:w="100"/>
-            </w:tcMar>
-          </w:tcPr>
-          <w:p>
-            <w:pPr>
-              <w:spacing w:before="18" w:after="6"/>
-            </w:pPr>
-            <w:r>
-              <w:rPr>
-                <w:b/>
-                <w:bCs/>
-                <w:color w:val="6B7280"/>
-                <w:sz w:val="14"/>
-                <w:szCs w:val="14"/>
-              </w:rPr>
-              <w:t xml:space="preserve">word list</w:t>
-            </w:r>
-          </w:p>
-          <w:p>
-            <w:pPr>
-              <w:spacing w:before="0" w:after="18"/>
-            </w:pPr>
-            <w:r>
-              <w:rPr>
-                <w:b/>
-                <w:bCs/>
-                <w:color w:val="353A7C"/>
-                <w:sz w:val="16"/>
-                <w:szCs w:val="16"/>
-              </w:rPr>
-              <w:t xml:space="preserve">activity-based   ·   operating   ·   components   ·   combines</w:t>
-            </w:r>
-          </w:p>
-        </w:tc>
-      </w:tr>
-    </w:tbl>
-    <w:p/>
-    <w:p>
-      <w:pPr>
-        <w:spacing w:before="44" w:after="10"/>
-      </w:pPr>
-      <w:r>
-        <w:rPr>
-          <w:b/>
-          <w:bCs/>
-          <w:color w:val="353A7C"/>
-          <w:sz w:val="18"/>
-          <w:szCs w:val="18"/>
-        </w:rPr>
-        <w:t xml:space="preserve">Exam view</w:t>
-      </w:r>
-    </w:p>
-    <w:p>
-      <w:pPr>
-        <w:spacing w:before="0" w:after="12"/>
-      </w:pPr>
-      <w:r>
-        <w:rPr>
-          <w:color w:val="6B7280"/>
-          <w:sz w:val="15"/>
-          <w:szCs w:val="15"/>
-        </w:rPr>
-        <w:t xml:space="preserve">The bars are drawn to scale.</w:t>
-      </w:r>
-    </w:p>
-    <w:p>
-      <w:pPr>
-        <w:spacing w:after="40" w:before="90"/>
-        <w:jc w:val="center"/>
-      </w:pPr>
-      <w:r>
-        <w:drawing>
-          <wp:inline distT="0" distB="0" distL="0" distR="0">
-            <wp:extent cx="5734050" cy="1946550"/>
-            <wp:effectExtent t="0" r="0" b="0" l="0"/>
-            <wp:docPr id="1" name="" descr="" title=""/>
-            <wp:cNvGraphicFramePr>
-              <a:graphicFrameLocks xmlns:a="http://schemas.openxmlformats.org/drawingml/2006/main" noChangeAspect="1"/>
-            </wp:cNvGraphicFramePr>
-            <a:graphic xmlns:a="http://schemas.openxmlformats.org/drawingml/2006/main">
-              <a:graphicData uri="http://schemas.openxmlformats.org/drawingml/2006/picture">
-                <pic:pic xmlns:pic="http://schemas.openxmlformats.org/drawingml/2006/picture">
-                  <pic:nvPicPr>
-                    <pic:cNvPr id="0" name="" descr=""/>
-                    <pic:cNvPicPr>
-                      <a:picLocks noChangeAspect="1" noChangeArrowheads="1"/>
-                    </pic:cNvPicPr>
-                  </pic:nvPicPr>
-                  <pic:blipFill>
-                    <a:blip r:embed="rId108" cstate="none"/>
-                    <a:srcRect/>
-                    <a:stretch>
-                      <a:fillRect/>
-                    </a:stretch>
-                  </pic:blipFill>
-                  <pic:spPr bwMode="auto">
-                    <a:xfrm>
-                      <a:off x="0" y="0"/>
-                      <a:ext cx="5734050" cy="1946550"/>
-                    </a:xfrm>
-                    <a:prstGeom prst="rect">
-                      <a:avLst/>
-                    </a:prstGeom>
-                  </pic:spPr>
-                </pic:pic>
-              </a:graphicData>
-            </a:graphic>
-          </wp:inline>
-        </w:drawing>
-      </w:r>
-    </w:p>
-    <w:tbl>
-      <w:tblPr>
-        <w:tblW w:type="pct" w:w="100%"/>
-        <w:tblLayout w:type="fixed"/>
-        <w:tblBorders>
-          <w:top w:val="single" w:color="FBFAF6" w:sz="4"/>
-          <w:left w:val="single" w:color="FBFAF6" w:sz="4"/>
-          <w:bottom w:val="single" w:color="FBFAF6" w:sz="4"/>
-          <w:right w:val="single" w:color="FBFAF6" w:sz="4"/>
-          <w:insideH w:val="single" w:color="FBFAF6" w:sz="4"/>
-          <w:insideV w:val="single" w:color="FBFAF6" w:sz="4"/>
-        </w:tblBorders>
-      </w:tblPr>
-      <w:tblGrid>
-        <w:gridCol w:w="9600"/>
-      </w:tblGrid>
-      <w:tr>
-        <w:tc>
-          <w:tcPr>
-            <w:tcW w:type="pct" w:w="5000"/>
-            <w:shd w:fill="FBFAF6" w:val="clear"/>
-            <w:tcMar>
-              <w:top w:type="dxa" w:w="40"/>
-              <w:left w:type="dxa" w:w="100"/>
-              <w:bottom w:type="dxa" w:w="40"/>
-              <w:right w:type="dxa" w:w="100"/>
-            </w:tcMar>
-          </w:tcPr>
-          <w:p>
-            <w:pPr>
-              <w:spacing w:before="18" w:after="6"/>
-            </w:pPr>
-            <w:r>
-              <w:rPr>
-                <w:b/>
-                <w:bCs/>
-                <w:color w:val="6B7280"/>
-                <w:sz w:val="14"/>
-                <w:szCs w:val="14"/>
-              </w:rPr>
-              <w:t xml:space="preserve">word list</w:t>
-            </w:r>
-          </w:p>
-          <w:p>
-            <w:pPr>
-              <w:spacing w:before="0" w:after="18"/>
-            </w:pPr>
-            <w:r>
-              <w:rPr>
-                <w:b/>
-                <w:bCs/>
-                <w:color w:val="353A7C"/>
-                <w:sz w:val="16"/>
-                <w:szCs w:val="16"/>
-              </w:rPr>
-              <w:t xml:space="preserve">Deliveries   ·   contingency   ·   Returns</w:t>
-            </w:r>
-          </w:p>
-        </w:tc>
-      </w:tr>
-    </w:tbl>
-    <w:p/>
-    <w:tbl>
-      <w:tblPr>
-        <w:tblW w:type="pct" w:w="100%"/>
-        <w:tblLayout w:type="fixed"/>
-        <w:tblBorders>
-          <w:top w:val="single" w:color="353A7C" w:sz="6"/>
-          <w:left w:val="single" w:color="353A7C" w:sz="6"/>
-          <w:bottom w:val="single" w:color="353A7C" w:sz="6"/>
-          <w:right w:val="single" w:color="353A7C" w:sz="6"/>
-          <w:insideH w:val="single" w:color="353A7C" w:sz="6"/>
-          <w:insideV w:val="single" w:color="353A7C" w:sz="6"/>
-        </w:tblBorders>
-      </w:tblPr>
-      <w:tblGrid>
-        <w:gridCol w:w="4608"/>
-        <w:gridCol w:w="4992"/>
-      </w:tblGrid>
-      <w:tr>
-        <w:tc>
-          <w:tcPr>
-            <w:tcW w:type="pct" w:w="5000"/>
-            <w:gridSpan w:val="2"/>
-            <w:shd w:fill="353A7C" w:val="clear"/>
-            <w:tcMar>
-              <w:top w:type="dxa" w:w="60"/>
-              <w:left w:type="dxa" w:w="120"/>
-              <w:bottom w:type="dxa" w:w="60"/>
-              <w:right w:type="dxa" w:w="120"/>
-            </w:tcMar>
-          </w:tcPr>
-          <w:p>
-            <w:pPr>
-              <w:spacing w:before="40" w:after="40"/>
-            </w:pPr>
-            <w:r>
-              <w:rPr>
-                <w:b/>
-                <w:bCs/>
-                <w:color w:val="FFFFFF"/>
-                <w:sz w:val="17"/>
-                <w:szCs w:val="17"/>
-              </w:rPr>
-              <w:t xml:space="preserve">Item — Answer</w:t>
-            </w:r>
-          </w:p>
-        </w:tc>
-      </w:tr>
-      <w:tr>
-        <w:tc>
-          <w:tcPr>
-            <w:tcW w:type="pct" w:w="2400"/>
-            <w:shd w:fill="353A7C" w:val="clear"/>
-            <w:tcMar>
-              <w:top w:type="dxa" w:w="50"/>
-              <w:left w:type="dxa" w:w="110"/>
-              <w:bottom w:type="dxa" w:w="50"/>
-              <w:right w:type="dxa" w:w="110"/>
-            </w:tcMar>
-          </w:tcPr>
-          <w:p>
-            <w:pPr>
-              <w:spacing w:before="30" w:after="30"/>
-            </w:pPr>
-            <w:r>
-              <w:rPr>
-                <w:b/>
-                <w:bCs/>
-                <w:color w:val="FFFFFF"/>
-                <w:sz w:val="15"/>
-                <w:szCs w:val="15"/>
-              </w:rPr>
-              <w:t xml:space="preserve">Item</w:t>
-            </w:r>
-          </w:p>
-        </w:tc>
-        <w:tc>
-          <w:tcPr>
-            <w:tcW w:type="pct" w:w="2600"/>
-            <w:shd w:fill="353A7C" w:val="clear"/>
-            <w:tcMar>
-              <w:top w:type="dxa" w:w="50"/>
-              <w:left w:type="dxa" w:w="110"/>
-              <w:bottom w:type="dxa" w:w="50"/>
-              <w:right w:type="dxa" w:w="110"/>
-            </w:tcMar>
-          </w:tcPr>
-          <w:p>
-            <w:pPr>
-              <w:spacing w:before="30" w:after="30"/>
-            </w:pPr>
-            <w:r>
-              <w:rPr>
-                <w:b/>
-                <w:bCs/>
-                <w:color w:val="FFFFFF"/>
-                <w:sz w:val="15"/>
-                <w:szCs w:val="15"/>
-              </w:rPr>
-              <w:t xml:space="preserve">Answer</w:t>
-            </w:r>
-          </w:p>
-        </w:tc>
-      </w:tr>
-      <w:tr>
-        <w:tc>
-          <w:tcPr>
-            <w:tcW w:type="pct" w:w="2400"/>
-            <w:tcMar>
-              <w:top w:type="dxa" w:w="50"/>
-              <w:left w:type="dxa" w:w="110"/>
-              <w:bottom w:type="dxa" w:w="50"/>
-              <w:right w:type="dxa" w:w="110"/>
-            </w:tcMar>
-          </w:tcPr>
-          <w:p>
-            <w:pPr>
-              <w:spacing w:before="28" w:after="28"/>
-            </w:pPr>
-            <w:r>
-              <w:rPr>
-                <w:sz w:val="15"/>
-                <w:szCs w:val="15"/>
-              </w:rPr>
-              <w:t xml:space="preserve">Packaging</w:t>
-            </w:r>
-          </w:p>
-        </w:tc>
-        <w:tc>
-          <w:tcPr>
-            <w:tcW w:type="pct" w:w="2600"/>
-            <w:shd w:fill="FFFFFF" w:val="clear"/>
-            <w:tcMar>
-              <w:top w:type="dxa" w:w="50"/>
-              <w:left w:type="dxa" w:w="110"/>
-              <w:bottom w:type="dxa" w:w="50"/>
-              <w:right w:type="dxa" w:w="110"/>
-            </w:tcMar>
-          </w:tcPr>
-          <w:p>
-            <w:pPr>
-              <w:spacing w:before="46" w:after="46"/>
-            </w:pPr>
-            <w:r>
-              <w:rPr>
-                <w:b/>
-                <w:bCs/>
-                <w:color w:val="8186EF"/>
-                <w:sz w:val="14"/>
-                <w:szCs w:val="14"/>
-              </w:rPr>
-              <w:t xml:space="preserve">(15)</w:t>
-            </w:r>
-          </w:p>
-        </w:tc>
-      </w:tr>
-      <w:tr>
-        <w:tc>
-          <w:tcPr>
-            <w:tcW w:type="pct" w:w="2400"/>
-            <w:shd w:fill="FBFAF6" w:val="clear"/>
-            <w:tcMar>
-              <w:top w:type="dxa" w:w="50"/>
-              <w:left w:type="dxa" w:w="110"/>
-              <w:bottom w:type="dxa" w:w="50"/>
-              <w:right w:type="dxa" w:w="110"/>
-            </w:tcMar>
-          </w:tcPr>
-          <w:p>
-            <w:pPr>
-              <w:spacing w:before="28" w:after="28"/>
-            </w:pPr>
-            <w:r>
-              <w:rPr>
-                <w:sz w:val="15"/>
-                <w:szCs w:val="15"/>
-              </w:rPr>
-              <w:t xml:space="preserve">Quality testing</w:t>
-            </w:r>
-          </w:p>
-        </w:tc>
-        <w:tc>
-          <w:tcPr>
-            <w:tcW w:type="pct" w:w="2600"/>
-            <w:shd w:fill="FBFAF6" w:val="clear"/>
-            <w:tcMar>
-              <w:top w:type="dxa" w:w="50"/>
-              <w:left w:type="dxa" w:w="110"/>
-              <w:bottom w:type="dxa" w:w="50"/>
-              <w:right w:type="dxa" w:w="110"/>
-            </w:tcMar>
-          </w:tcPr>
-          <w:p>
-            <w:pPr>
-              <w:spacing w:before="28" w:after="28"/>
-            </w:pPr>
-            <w:r>
-              <w:rPr>
-                <w:sz w:val="15"/>
-                <w:szCs w:val="15"/>
-              </w:rPr>
-              <w:t xml:space="preserve">1,290 tests × $60 = $77,400</w:t>
-            </w:r>
-          </w:p>
-        </w:tc>
-      </w:tr>
-      <w:tr>
-        <w:tc>
-          <w:tcPr>
-            <w:tcW w:type="pct" w:w="2400"/>
-            <w:tcMar>
-              <w:top w:type="dxa" w:w="50"/>
-              <w:left w:type="dxa" w:w="110"/>
-              <w:bottom w:type="dxa" w:w="50"/>
-              <w:right w:type="dxa" w:w="110"/>
-            </w:tcMar>
-          </w:tcPr>
-          <w:p>
-            <w:pPr>
-              <w:spacing w:before="28" w:after="28"/>
-            </w:pPr>
-            <w:r>
-              <w:rPr>
-                <w:sz w:val="15"/>
-                <w:szCs w:val="15"/>
-              </w:rPr>
-              <w:t xml:space="preserve">Total</w:t>
-            </w:r>
-          </w:p>
-        </w:tc>
-        <w:tc>
-          <w:tcPr>
-            <w:tcW w:type="pct" w:w="2600"/>
-            <w:tcMar>
-              <w:top w:type="dxa" w:w="50"/>
-              <w:left w:type="dxa" w:w="110"/>
-              <w:bottom w:type="dxa" w:w="50"/>
-              <w:right w:type="dxa" w:w="110"/>
-            </w:tcMar>
-          </w:tcPr>
-          <w:p>
-            <w:pPr>
-              <w:spacing w:before="28" w:after="28"/>
-            </w:pPr>
-            <w:r>
-              <w:rPr>
-                <w:sz w:val="15"/>
-                <w:szCs w:val="15"/>
-              </w:rPr>
-              <w:t xml:space="preserve">$827,400</w:t>
-            </w:r>
-          </w:p>
-        </w:tc>
-      </w:tr>
-    </w:tbl>
-    <w:p/>
-    <w:tbl>
-      <w:tblPr>
-        <w:tblW w:type="pct" w:w="100%"/>
-        <w:tblLayout w:type="fixed"/>
-        <w:tblBorders>
-          <w:top w:val="single" w:color="FBFAF6" w:sz="4"/>
-          <w:left w:val="single" w:color="FBFAF6" w:sz="4"/>
-          <w:bottom w:val="single" w:color="FBFAF6" w:sz="4"/>
-          <w:right w:val="single" w:color="FBFAF6" w:sz="4"/>
-          <w:insideH w:val="single" w:color="FBFAF6" w:sz="4"/>
-          <w:insideV w:val="single" w:color="FBFAF6" w:sz="4"/>
-        </w:tblBorders>
-      </w:tblPr>
-      <w:tblGrid>
-        <w:gridCol w:w="9600"/>
-      </w:tblGrid>
-      <w:tr>
-        <w:tc>
-          <w:tcPr>
-            <w:tcW w:type="pct" w:w="5000"/>
-            <w:shd w:fill="FBFAF6" w:val="clear"/>
-            <w:tcMar>
-              <w:top w:type="dxa" w:w="40"/>
-              <w:left w:type="dxa" w:w="100"/>
-              <w:bottom w:type="dxa" w:w="40"/>
-              <w:right w:type="dxa" w:w="100"/>
-            </w:tcMar>
-          </w:tcPr>
-          <w:p>
-            <w:pPr>
-              <w:spacing w:before="18" w:after="6"/>
-            </w:pPr>
-            <w:r>
-              <w:rPr>
-                <w:b/>
-                <w:bCs/>
-                <w:color w:val="6B7280"/>
-                <w:sz w:val="14"/>
-                <w:szCs w:val="14"/>
-              </w:rPr>
-              <w:t xml:space="preserve">word list</w:t>
-            </w:r>
-          </w:p>
-          <w:p>
-            <w:pPr>
-              <w:spacing w:before="0" w:after="18"/>
-            </w:pPr>
-            <w:r>
-              <w:rPr>
-                <w:b/>
-                <w:bCs/>
-                <w:color w:val="353A7C"/>
-                <w:sz w:val="16"/>
-                <w:szCs w:val="16"/>
-              </w:rPr>
-              <w:t xml:space="preserve">1,290 tests × $60 = $77,400   ·   7,100 hours × $30 = $213,000</w:t>
-            </w:r>
-          </w:p>
-        </w:tc>
-      </w:tr>
-    </w:tbl>
-    <w:p/>
-    <w:p>
-      <w:pPr>
-        <w:spacing w:before="44" w:after="10"/>
-      </w:pPr>
-      <w:r>
-        <w:rPr>
-          <w:b/>
-          <w:bCs/>
-          <w:color w:val="353A7C"/>
-          <w:sz w:val="18"/>
-          <w:szCs w:val="18"/>
-        </w:rPr>
-        <w:t xml:space="preserve">Budget — Category</w:t>
-      </w:r>
-    </w:p>
-    <w:p>
-      <w:pPr>
-        <w:spacing w:before="0" w:after="12"/>
-      </w:pPr>
-      <w:r>
-        <w:rPr>
-          <w:color w:val="6B7280"/>
-          <w:sz w:val="15"/>
-          <w:szCs w:val="15"/>
-        </w:rPr>
-        <w:t xml:space="preserve">Every item belongs to exactly one group.</w:t>
-      </w:r>
-    </w:p>
-    <w:p>
-      <w:pPr>
-        <w:spacing w:after="40" w:before="90"/>
-        <w:jc w:val="center"/>
-      </w:pPr>
-      <w:r>
-        <w:drawing>
-          <wp:inline distT="0" distB="0" distL="0" distR="0">
-            <wp:extent cx="5734050" cy="1871100"/>
+            <wp:extent cx="5734050" cy="2414325"/>
             <wp:effectExtent t="0" r="0" b="0" l="0"/>
             <wp:docPr id="1" name="" descr="" title=""/>
             <wp:cNvGraphicFramePr>
@@ -9546,7 +9064,7 @@
                   <pic:spPr bwMode="auto">
                     <a:xfrm>
                       <a:off x="0" y="0"/>
-                      <a:ext cx="5734050" cy="1871100"/>
+                      <a:ext cx="5734050" cy="2414325"/>
                     </a:xfrm>
                     <a:prstGeom prst="rect">
                       <a:avLst/>
@@ -9614,7 +9132,773 @@
                 <w:sz w:val="16"/>
                 <w:szCs w:val="16"/>
               </w:rPr>
-              <w:t xml:space="preserve">activity-based budgeting   ·   Delivery cost budget   ·   Capital expenditure budget   ·   Budgeted balance sheet</w:t>
+              <w:t xml:space="preserve">activity-based budgeting   ·   Receiving and cleaning   ·   Quality testing</w:t>
+            </w:r>
+          </w:p>
+        </w:tc>
+      </w:tr>
+    </w:tbl>
+    <w:p/>
+    <w:tbl>
+      <w:tblPr>
+        <w:tblW w:type="pct" w:w="100%"/>
+        <w:tblLayout w:type="fixed"/>
+        <w:tblBorders>
+          <w:top w:val="single" w:color="353A7C" w:sz="4"/>
+          <w:left w:val="single" w:color="353A7C" w:sz="4"/>
+          <w:bottom w:val="single" w:color="353A7C" w:sz="4"/>
+          <w:right w:val="single" w:color="353A7C" w:sz="4"/>
+          <w:insideH w:val="single" w:color="353A7C" w:sz="4"/>
+          <w:insideV w:val="single" w:color="353A7C" w:sz="4"/>
+        </w:tblBorders>
+      </w:tblPr>
+      <w:tblGrid>
+        <w:gridCol w:w="9600"/>
+      </w:tblGrid>
+      <w:tr>
+        <w:tc>
+          <w:tcPr>
+            <w:tcW w:type="pct" w:w="5000"/>
+            <w:shd w:fill="F2F4FB" w:val="clear"/>
+            <w:tcMar>
+              <w:top w:type="dxa" w:w="50"/>
+              <w:left w:type="dxa" w:w="110"/>
+              <w:bottom w:type="dxa" w:w="50"/>
+              <w:right w:type="dxa" w:w="110"/>
+            </w:tcMar>
+          </w:tcPr>
+          <w:p>
+            <w:pPr>
+              <w:spacing w:before="30" w:after="30"/>
+            </w:pPr>
+            <w:r>
+              <w:rPr>
+                <w:b/>
+                <w:bCs/>
+                <w:color w:val="353A7C"/>
+                <w:sz w:val="19"/>
+                <w:szCs w:val="19"/>
+              </w:rPr>
+              <w:t xml:space="preserve">Everything ties</w:t>
+            </w:r>
+          </w:p>
+        </w:tc>
+      </w:tr>
+    </w:tbl>
+    <w:p/>
+    <w:p>
+      <w:pPr>
+        <w:spacing w:before="20" w:after="20" w:line="360" w:lineRule="auto"/>
+        <w:ind w:left="200"/>
+      </w:pPr>
+      <w:r>
+        <w:rPr>
+          <w:sz w:val="19"/>
+          <w:szCs w:val="19"/>
+        </w:rPr>
+        <w:t xml:space="preserve">Project budget $2,500,000 = capital granted to Beverages.</w:t>
+      </w:r>
+    </w:p>
+    <w:p>
+      <w:pPr>
+        <w:pageBreakBefore w:val="true"/>
+        <w:spacing w:after="0"/>
+      </w:pPr>
+      <w:r>
+        <w:rPr>
+          <w:sz w:val="2"/>
+        </w:rPr>
+        <w:t xml:space="preserve"> </w:t>
+      </w:r>
+    </w:p>
+    <w:tbl>
+      <w:tblPr>
+        <w:tblW w:type="pct" w:w="100%"/>
+        <w:tblLayout w:type="fixed"/>
+        <w:tblBorders>
+          <w:top w:val="single" w:color="353A7C" w:sz="4"/>
+          <w:left w:val="single" w:color="353A7C" w:sz="4"/>
+          <w:bottom w:val="single" w:color="353A7C" w:sz="4"/>
+          <w:right w:val="single" w:color="353A7C" w:sz="4"/>
+          <w:insideH w:val="single" w:color="353A7C" w:sz="4"/>
+          <w:insideV w:val="single" w:color="353A7C" w:sz="4"/>
+        </w:tblBorders>
+      </w:tblPr>
+      <w:tblGrid>
+        <w:gridCol w:w="9600"/>
+      </w:tblGrid>
+      <w:tr>
+        <w:tc>
+          <w:tcPr>
+            <w:tcW w:type="pct" w:w="5000"/>
+            <w:shd w:fill="F2F4FB" w:val="clear"/>
+            <w:tcMar>
+              <w:top w:type="dxa" w:w="50"/>
+              <w:left w:type="dxa" w:w="110"/>
+              <w:bottom w:type="dxa" w:w="50"/>
+              <w:right w:type="dxa" w:w="110"/>
+            </w:tcMar>
+          </w:tcPr>
+          <w:p>
+            <w:pPr>
+              <w:spacing w:before="30" w:after="30"/>
+            </w:pPr>
+            <w:r>
+              <w:rPr>
+                <w:b/>
+                <w:bCs/>
+                <w:color w:val="353A7C"/>
+                <w:sz w:val="19"/>
+                <w:szCs w:val="19"/>
+              </w:rPr>
+              <w:t xml:space="preserve">Exam view</w:t>
+            </w:r>
+          </w:p>
+        </w:tc>
+      </w:tr>
+    </w:tbl>
+    <w:p/>
+    <w:p>
+      <w:pPr>
+        <w:spacing w:before="44" w:after="14"/>
+      </w:pPr>
+      <w:r>
+        <w:rPr>
+          <w:b/>
+          <w:bCs/>
+          <w:color w:val="353A7C"/>
+          <w:sz w:val="18"/>
+          <w:szCs w:val="18"/>
+        </w:rPr>
+        <w:t xml:space="preserve">Summary 2</w:t>
+      </w:r>
+      <w:r>
+        <w:rPr>
+          <w:color w:val="6B7280"/>
+          <w:sz w:val="16"/>
+          <w:szCs w:val="16"/>
+        </w:rPr>
+        <w:t xml:space="preserve">      gaps 10–12</w:t>
+      </w:r>
+    </w:p>
+    <w:p>
+      <w:pPr>
+        <w:spacing w:before="20" w:after="20" w:line="360" w:lineRule="auto"/>
+        <w:ind w:left="200"/>
+      </w:pPr>
+      <w:r>
+        <w:rPr>
+          <w:sz w:val="19"/>
+          <w:szCs w:val="19"/>
+        </w:rPr>
+        <w:t xml:space="preserve">Expect to order the </w:t>
+      </w:r>
+      <w:r>
+        <w:rPr>
+          <w:b/>
+          <w:bCs/>
+          <w:color w:val="8186EF"/>
+          <w:sz w:val="15"/>
+          <w:szCs w:val="15"/>
+        </w:rPr>
+        <w:t xml:space="preserve"> (10) </w:t>
+      </w:r>
+      <w:r>
+        <w:rPr>
+          <w:u w:val="single"/>
+          <w:sz w:val="19"/>
+          <w:szCs w:val="19"/>
+        </w:rPr>
+        <w:t xml:space="preserve">            </w:t>
+      </w:r>
+      <w:r>
+        <w:rPr>
+          <w:sz w:val="19"/>
+          <w:szCs w:val="19"/>
+        </w:rPr>
+        <w:t xml:space="preserve"> </w:t>
+      </w:r>
+      <w:r>
+        <w:rPr>
+          <w:sz w:val="19"/>
+          <w:szCs w:val="19"/>
+        </w:rPr>
+        <w:t xml:space="preserve"> of a master budget, to classify budgets as </w:t>
+      </w:r>
+      <w:r>
+        <w:rPr>
+          <w:b/>
+          <w:bCs/>
+          <w:color w:val="8186EF"/>
+          <w:sz w:val="15"/>
+          <w:szCs w:val="15"/>
+        </w:rPr>
+        <w:t xml:space="preserve"> (11) </w:t>
+      </w:r>
+      <w:r>
+        <w:rPr>
+          <w:u w:val="single"/>
+          <w:sz w:val="19"/>
+          <w:szCs w:val="19"/>
+        </w:rPr>
+        <w:t xml:space="preserve">           </w:t>
+      </w:r>
+      <w:r>
+        <w:rPr>
+          <w:sz w:val="19"/>
+          <w:szCs w:val="19"/>
+        </w:rPr>
+        <w:t xml:space="preserve"> </w:t>
+      </w:r>
+      <w:r>
+        <w:rPr>
+          <w:sz w:val="19"/>
+          <w:szCs w:val="19"/>
+        </w:rPr>
+        <w:t xml:space="preserve"> or financial, to total a project budget, to build an </w:t>
+      </w:r>
+      <w:r>
+        <w:rPr>
+          <w:b/>
+          <w:bCs/>
+          <w:color w:val="8186EF"/>
+          <w:sz w:val="15"/>
+          <w:szCs w:val="15"/>
+        </w:rPr>
+        <w:t xml:space="preserve"> (12) </w:t>
+      </w:r>
+      <w:r>
+        <w:rPr>
+          <w:u w:val="single"/>
+          <w:sz w:val="19"/>
+          <w:szCs w:val="19"/>
+        </w:rPr>
+        <w:t xml:space="preserve">                </w:t>
+      </w:r>
+      <w:r>
+        <w:rPr>
+          <w:sz w:val="19"/>
+          <w:szCs w:val="19"/>
+        </w:rPr>
+        <w:t xml:space="preserve"> </w:t>
+      </w:r>
+      <w:r>
+        <w:rPr>
+          <w:sz w:val="19"/>
+          <w:szCs w:val="19"/>
+        </w:rPr>
+        <w:t xml:space="preserve"> budget from drivers and rates, and to match each system with a situation. </w:t>
+      </w:r>
+    </w:p>
+    <w:tbl>
+      <w:tblPr>
+        <w:tblW w:type="pct" w:w="100%"/>
+        <w:tblLayout w:type="fixed"/>
+        <w:tblBorders>
+          <w:top w:val="single" w:color="FBFAF6" w:sz="4"/>
+          <w:left w:val="single" w:color="FBFAF6" w:sz="4"/>
+          <w:bottom w:val="single" w:color="FBFAF6" w:sz="4"/>
+          <w:right w:val="single" w:color="FBFAF6" w:sz="4"/>
+          <w:insideH w:val="single" w:color="FBFAF6" w:sz="4"/>
+          <w:insideV w:val="single" w:color="FBFAF6" w:sz="4"/>
+        </w:tblBorders>
+      </w:tblPr>
+      <w:tblGrid>
+        <w:gridCol w:w="9600"/>
+      </w:tblGrid>
+      <w:tr>
+        <w:tc>
+          <w:tcPr>
+            <w:tcW w:type="pct" w:w="5000"/>
+            <w:shd w:fill="FBFAF6" w:val="clear"/>
+            <w:tcMar>
+              <w:top w:type="dxa" w:w="40"/>
+              <w:left w:type="dxa" w:w="100"/>
+              <w:bottom w:type="dxa" w:w="40"/>
+              <w:right w:type="dxa" w:w="100"/>
+            </w:tcMar>
+          </w:tcPr>
+          <w:p>
+            <w:pPr>
+              <w:spacing w:before="18" w:after="6"/>
+            </w:pPr>
+            <w:r>
+              <w:rPr>
+                <w:b/>
+                <w:bCs/>
+                <w:color w:val="6B7280"/>
+                <w:sz w:val="14"/>
+                <w:szCs w:val="14"/>
+              </w:rPr>
+              <w:t xml:space="preserve">word list</w:t>
+            </w:r>
+          </w:p>
+          <w:p>
+            <w:pPr>
+              <w:spacing w:before="0" w:after="18"/>
+            </w:pPr>
+            <w:r>
+              <w:rPr>
+                <w:b/>
+                <w:bCs/>
+                <w:color w:val="353A7C"/>
+                <w:sz w:val="16"/>
+                <w:szCs w:val="16"/>
+              </w:rPr>
+              <w:t xml:space="preserve">activity-based   ·   operating   ·   components   ·   combines</w:t>
+            </w:r>
+          </w:p>
+        </w:tc>
+      </w:tr>
+    </w:tbl>
+    <w:p/>
+    <w:p>
+      <w:pPr>
+        <w:spacing w:before="44" w:after="10"/>
+      </w:pPr>
+      <w:r>
+        <w:rPr>
+          <w:b/>
+          <w:bCs/>
+          <w:color w:val="353A7C"/>
+          <w:sz w:val="18"/>
+          <w:szCs w:val="18"/>
+        </w:rPr>
+        <w:t xml:space="preserve">Exam view</w:t>
+      </w:r>
+    </w:p>
+    <w:p>
+      <w:pPr>
+        <w:spacing w:before="0" w:after="12"/>
+      </w:pPr>
+      <w:r>
+        <w:rPr>
+          <w:color w:val="6B7280"/>
+          <w:sz w:val="15"/>
+          <w:szCs w:val="15"/>
+        </w:rPr>
+        <w:t xml:space="preserve">The bars are drawn to scale.</w:t>
+      </w:r>
+    </w:p>
+    <w:p>
+      <w:pPr>
+        <w:spacing w:after="40" w:before="90"/>
+        <w:jc w:val="center"/>
+      </w:pPr>
+      <w:r>
+        <w:drawing>
+          <wp:inline distT="0" distB="0" distL="0" distR="0">
+            <wp:extent cx="5734050" cy="1946550"/>
+            <wp:effectExtent t="0" r="0" b="0" l="0"/>
+            <wp:docPr id="1" name="" descr="" title=""/>
+            <wp:cNvGraphicFramePr>
+              <a:graphicFrameLocks xmlns:a="http://schemas.openxmlformats.org/drawingml/2006/main" noChangeAspect="1"/>
+            </wp:cNvGraphicFramePr>
+            <a:graphic xmlns:a="http://schemas.openxmlformats.org/drawingml/2006/main">
+              <a:graphicData uri="http://schemas.openxmlformats.org/drawingml/2006/picture">
+                <pic:pic xmlns:pic="http://schemas.openxmlformats.org/drawingml/2006/picture">
+                  <pic:nvPicPr>
+                    <pic:cNvPr id="0" name="" descr=""/>
+                    <pic:cNvPicPr>
+                      <a:picLocks noChangeAspect="1" noChangeArrowheads="1"/>
+                    </pic:cNvPicPr>
+                  </pic:nvPicPr>
+                  <pic:blipFill>
+                    <a:blip r:embed="rId110" cstate="none"/>
+                    <a:srcRect/>
+                    <a:stretch>
+                      <a:fillRect/>
+                    </a:stretch>
+                  </pic:blipFill>
+                  <pic:spPr bwMode="auto">
+                    <a:xfrm>
+                      <a:off x="0" y="0"/>
+                      <a:ext cx="5734050" cy="1946550"/>
+                    </a:xfrm>
+                    <a:prstGeom prst="rect">
+                      <a:avLst/>
+                    </a:prstGeom>
+                  </pic:spPr>
+                </pic:pic>
+              </a:graphicData>
+            </a:graphic>
+          </wp:inline>
+        </w:drawing>
+      </w:r>
+    </w:p>
+    <w:tbl>
+      <w:tblPr>
+        <w:tblW w:type="pct" w:w="100%"/>
+        <w:tblLayout w:type="fixed"/>
+        <w:tblBorders>
+          <w:top w:val="single" w:color="FBFAF6" w:sz="4"/>
+          <w:left w:val="single" w:color="FBFAF6" w:sz="4"/>
+          <w:bottom w:val="single" w:color="FBFAF6" w:sz="4"/>
+          <w:right w:val="single" w:color="FBFAF6" w:sz="4"/>
+          <w:insideH w:val="single" w:color="FBFAF6" w:sz="4"/>
+          <w:insideV w:val="single" w:color="FBFAF6" w:sz="4"/>
+        </w:tblBorders>
+      </w:tblPr>
+      <w:tblGrid>
+        <w:gridCol w:w="9600"/>
+      </w:tblGrid>
+      <w:tr>
+        <w:tc>
+          <w:tcPr>
+            <w:tcW w:type="pct" w:w="5000"/>
+            <w:shd w:fill="FBFAF6" w:val="clear"/>
+            <w:tcMar>
+              <w:top w:type="dxa" w:w="40"/>
+              <w:left w:type="dxa" w:w="100"/>
+              <w:bottom w:type="dxa" w:w="40"/>
+              <w:right w:type="dxa" w:w="100"/>
+            </w:tcMar>
+          </w:tcPr>
+          <w:p>
+            <w:pPr>
+              <w:spacing w:before="18" w:after="6"/>
+            </w:pPr>
+            <w:r>
+              <w:rPr>
+                <w:b/>
+                <w:bCs/>
+                <w:color w:val="6B7280"/>
+                <w:sz w:val="14"/>
+                <w:szCs w:val="14"/>
+              </w:rPr>
+              <w:t xml:space="preserve">word list</w:t>
+            </w:r>
+          </w:p>
+          <w:p>
+            <w:pPr>
+              <w:spacing w:before="0" w:after="18"/>
+            </w:pPr>
+            <w:r>
+              <w:rPr>
+                <w:b/>
+                <w:bCs/>
+                <w:color w:val="353A7C"/>
+                <w:sz w:val="16"/>
+                <w:szCs w:val="16"/>
+              </w:rPr>
+              <w:t xml:space="preserve">Deliveries   ·   contingency   ·   Returns</w:t>
+            </w:r>
+          </w:p>
+        </w:tc>
+      </w:tr>
+    </w:tbl>
+    <w:p/>
+    <w:tbl>
+      <w:tblPr>
+        <w:tblW w:type="pct" w:w="100%"/>
+        <w:tblLayout w:type="fixed"/>
+        <w:tblBorders>
+          <w:top w:val="single" w:color="353A7C" w:sz="6"/>
+          <w:left w:val="single" w:color="353A7C" w:sz="6"/>
+          <w:bottom w:val="single" w:color="353A7C" w:sz="6"/>
+          <w:right w:val="single" w:color="353A7C" w:sz="6"/>
+          <w:insideH w:val="single" w:color="353A7C" w:sz="6"/>
+          <w:insideV w:val="single" w:color="353A7C" w:sz="6"/>
+        </w:tblBorders>
+      </w:tblPr>
+      <w:tblGrid>
+        <w:gridCol w:w="4608"/>
+        <w:gridCol w:w="4992"/>
+      </w:tblGrid>
+      <w:tr>
+        <w:tc>
+          <w:tcPr>
+            <w:tcW w:type="pct" w:w="5000"/>
+            <w:gridSpan w:val="2"/>
+            <w:shd w:fill="353A7C" w:val="clear"/>
+            <w:tcMar>
+              <w:top w:type="dxa" w:w="60"/>
+              <w:left w:type="dxa" w:w="120"/>
+              <w:bottom w:type="dxa" w:w="60"/>
+              <w:right w:type="dxa" w:w="120"/>
+            </w:tcMar>
+          </w:tcPr>
+          <w:p>
+            <w:pPr>
+              <w:spacing w:before="40" w:after="40"/>
+            </w:pPr>
+            <w:r>
+              <w:rPr>
+                <w:b/>
+                <w:bCs/>
+                <w:color w:val="FFFFFF"/>
+                <w:sz w:val="17"/>
+                <w:szCs w:val="17"/>
+              </w:rPr>
+              <w:t xml:space="preserve">Item — Answer</w:t>
+            </w:r>
+          </w:p>
+        </w:tc>
+      </w:tr>
+      <w:tr>
+        <w:tc>
+          <w:tcPr>
+            <w:tcW w:type="pct" w:w="2400"/>
+            <w:shd w:fill="353A7C" w:val="clear"/>
+            <w:tcMar>
+              <w:top w:type="dxa" w:w="50"/>
+              <w:left w:type="dxa" w:w="110"/>
+              <w:bottom w:type="dxa" w:w="50"/>
+              <w:right w:type="dxa" w:w="110"/>
+            </w:tcMar>
+          </w:tcPr>
+          <w:p>
+            <w:pPr>
+              <w:spacing w:before="30" w:after="30"/>
+            </w:pPr>
+            <w:r>
+              <w:rPr>
+                <w:b/>
+                <w:bCs/>
+                <w:color w:val="FFFFFF"/>
+                <w:sz w:val="15"/>
+                <w:szCs w:val="15"/>
+              </w:rPr>
+              <w:t xml:space="preserve">Item</w:t>
+            </w:r>
+          </w:p>
+        </w:tc>
+        <w:tc>
+          <w:tcPr>
+            <w:tcW w:type="pct" w:w="2600"/>
+            <w:shd w:fill="353A7C" w:val="clear"/>
+            <w:tcMar>
+              <w:top w:type="dxa" w:w="50"/>
+              <w:left w:type="dxa" w:w="110"/>
+              <w:bottom w:type="dxa" w:w="50"/>
+              <w:right w:type="dxa" w:w="110"/>
+            </w:tcMar>
+          </w:tcPr>
+          <w:p>
+            <w:pPr>
+              <w:spacing w:before="30" w:after="30"/>
+            </w:pPr>
+            <w:r>
+              <w:rPr>
+                <w:b/>
+                <w:bCs/>
+                <w:color w:val="FFFFFF"/>
+                <w:sz w:val="15"/>
+                <w:szCs w:val="15"/>
+              </w:rPr>
+              <w:t xml:space="preserve">Answer</w:t>
+            </w:r>
+          </w:p>
+        </w:tc>
+      </w:tr>
+      <w:tr>
+        <w:tc>
+          <w:tcPr>
+            <w:tcW w:type="pct" w:w="2400"/>
+            <w:tcMar>
+              <w:top w:type="dxa" w:w="50"/>
+              <w:left w:type="dxa" w:w="110"/>
+              <w:bottom w:type="dxa" w:w="50"/>
+              <w:right w:type="dxa" w:w="110"/>
+            </w:tcMar>
+          </w:tcPr>
+          <w:p>
+            <w:pPr>
+              <w:spacing w:before="28" w:after="28"/>
+            </w:pPr>
+            <w:r>
+              <w:rPr>
+                <w:sz w:val="15"/>
+                <w:szCs w:val="15"/>
+              </w:rPr>
+              <w:t xml:space="preserve">Packaging</w:t>
+            </w:r>
+          </w:p>
+        </w:tc>
+        <w:tc>
+          <w:tcPr>
+            <w:tcW w:type="pct" w:w="2600"/>
+            <w:shd w:fill="FFFFFF" w:val="clear"/>
+            <w:tcMar>
+              <w:top w:type="dxa" w:w="50"/>
+              <w:left w:type="dxa" w:w="110"/>
+              <w:bottom w:type="dxa" w:w="50"/>
+              <w:right w:type="dxa" w:w="110"/>
+            </w:tcMar>
+          </w:tcPr>
+          <w:p>
+            <w:pPr>
+              <w:spacing w:before="46" w:after="46"/>
+            </w:pPr>
+            <w:r>
+              <w:rPr>
+                <w:b/>
+                <w:bCs/>
+                <w:color w:val="8186EF"/>
+                <w:sz w:val="14"/>
+                <w:szCs w:val="14"/>
+              </w:rPr>
+              <w:t xml:space="preserve">(15)</w:t>
+            </w:r>
+          </w:p>
+        </w:tc>
+      </w:tr>
+      <w:tr>
+        <w:tc>
+          <w:tcPr>
+            <w:tcW w:type="pct" w:w="2400"/>
+            <w:shd w:fill="FBFAF6" w:val="clear"/>
+            <w:tcMar>
+              <w:top w:type="dxa" w:w="50"/>
+              <w:left w:type="dxa" w:w="110"/>
+              <w:bottom w:type="dxa" w:w="50"/>
+              <w:right w:type="dxa" w:w="110"/>
+            </w:tcMar>
+          </w:tcPr>
+          <w:p>
+            <w:pPr>
+              <w:spacing w:before="28" w:after="28"/>
+            </w:pPr>
+            <w:r>
+              <w:rPr>
+                <w:sz w:val="15"/>
+                <w:szCs w:val="15"/>
+              </w:rPr>
+              <w:t xml:space="preserve">Quality testing</w:t>
+            </w:r>
+          </w:p>
+        </w:tc>
+        <w:tc>
+          <w:tcPr>
+            <w:tcW w:type="pct" w:w="2600"/>
+            <w:shd w:fill="FBFAF6" w:val="clear"/>
+            <w:tcMar>
+              <w:top w:type="dxa" w:w="50"/>
+              <w:left w:type="dxa" w:w="110"/>
+              <w:bottom w:type="dxa" w:w="50"/>
+              <w:right w:type="dxa" w:w="110"/>
+            </w:tcMar>
+          </w:tcPr>
+          <w:p>
+            <w:pPr>
+              <w:spacing w:before="28" w:after="28"/>
+            </w:pPr>
+            <w:r>
+              <w:rPr>
+                <w:sz w:val="15"/>
+                <w:szCs w:val="15"/>
+              </w:rPr>
+              <w:t xml:space="preserve">1,290 tests × $60 = $77,400</w:t>
+            </w:r>
+          </w:p>
+        </w:tc>
+      </w:tr>
+      <w:tr>
+        <w:tc>
+          <w:tcPr>
+            <w:tcW w:type="pct" w:w="2400"/>
+            <w:tcMar>
+              <w:top w:type="dxa" w:w="50"/>
+              <w:left w:type="dxa" w:w="110"/>
+              <w:bottom w:type="dxa" w:w="50"/>
+              <w:right w:type="dxa" w:w="110"/>
+            </w:tcMar>
+          </w:tcPr>
+          <w:p>
+            <w:pPr>
+              <w:spacing w:before="28" w:after="28"/>
+            </w:pPr>
+            <w:r>
+              <w:rPr>
+                <w:sz w:val="15"/>
+                <w:szCs w:val="15"/>
+              </w:rPr>
+              <w:t xml:space="preserve">Total</w:t>
+            </w:r>
+          </w:p>
+        </w:tc>
+        <w:tc>
+          <w:tcPr>
+            <w:tcW w:type="pct" w:w="2600"/>
+            <w:tcMar>
+              <w:top w:type="dxa" w:w="50"/>
+              <w:left w:type="dxa" w:w="110"/>
+              <w:bottom w:type="dxa" w:w="50"/>
+              <w:right w:type="dxa" w:w="110"/>
+            </w:tcMar>
+          </w:tcPr>
+          <w:p>
+            <w:pPr>
+              <w:spacing w:before="28" w:after="28"/>
+            </w:pPr>
+            <w:r>
+              <w:rPr>
+                <w:sz w:val="15"/>
+                <w:szCs w:val="15"/>
+              </w:rPr>
+              <w:t xml:space="preserve">$827,400</w:t>
+            </w:r>
+          </w:p>
+        </w:tc>
+      </w:tr>
+    </w:tbl>
+    <w:p/>
+    <w:tbl>
+      <w:tblPr>
+        <w:tblW w:type="pct" w:w="100%"/>
+        <w:tblLayout w:type="fixed"/>
+        <w:tblBorders>
+          <w:top w:val="single" w:color="FBFAF6" w:sz="4"/>
+          <w:left w:val="single" w:color="FBFAF6" w:sz="4"/>
+          <w:bottom w:val="single" w:color="FBFAF6" w:sz="4"/>
+          <w:right w:val="single" w:color="FBFAF6" w:sz="4"/>
+          <w:insideH w:val="single" w:color="FBFAF6" w:sz="4"/>
+          <w:insideV w:val="single" w:color="FBFAF6" w:sz="4"/>
+        </w:tblBorders>
+      </w:tblPr>
+      <w:tblGrid>
+        <w:gridCol w:w="9600"/>
+      </w:tblGrid>
+      <w:tr>
+        <w:tc>
+          <w:tcPr>
+            <w:tcW w:type="pct" w:w="5000"/>
+            <w:shd w:fill="FBFAF6" w:val="clear"/>
+            <w:tcMar>
+              <w:top w:type="dxa" w:w="40"/>
+              <w:left w:type="dxa" w:w="100"/>
+              <w:bottom w:type="dxa" w:w="40"/>
+              <w:right w:type="dxa" w:w="100"/>
+            </w:tcMar>
+          </w:tcPr>
+          <w:p>
+            <w:pPr>
+              <w:spacing w:before="18" w:after="6"/>
+            </w:pPr>
+            <w:r>
+              <w:rPr>
+                <w:b/>
+                <w:bCs/>
+                <w:color w:val="6B7280"/>
+                <w:sz w:val="14"/>
+                <w:szCs w:val="14"/>
+              </w:rPr>
+              <w:t xml:space="preserve">word list</w:t>
+            </w:r>
+          </w:p>
+          <w:p>
+            <w:pPr>
+              <w:spacing w:before="0" w:after="18"/>
+            </w:pPr>
+            <w:r>
+              <w:rPr>
+                <w:b/>
+                <w:bCs/>
+                <w:color w:val="353A7C"/>
+                <w:sz w:val="16"/>
+                <w:szCs w:val="16"/>
+              </w:rPr>
+              <w:t xml:space="preserve">1,290 tests × $60 = $77,400   ·   7,100 hours × $30 = $213,000</w:t>
             </w:r>
           </w:p>
         </w:tc>
@@ -9633,6 +9917,278 @@
         <w:t xml:space="preserve"> </w:t>
       </w:r>
     </w:p>
+    <w:p>
+      <w:pPr>
+        <w:spacing w:before="44" w:after="10"/>
+      </w:pPr>
+      <w:r>
+        <w:rPr>
+          <w:b/>
+          <w:bCs/>
+          <w:color w:val="353A7C"/>
+          <w:sz w:val="18"/>
+          <w:szCs w:val="18"/>
+        </w:rPr>
+        <w:t xml:space="preserve">Budget — Category</w:t>
+      </w:r>
+    </w:p>
+    <w:p>
+      <w:pPr>
+        <w:spacing w:before="0" w:after="12"/>
+      </w:pPr>
+      <w:r>
+        <w:rPr>
+          <w:color w:val="6B7280"/>
+          <w:sz w:val="15"/>
+          <w:szCs w:val="15"/>
+        </w:rPr>
+        <w:t xml:space="preserve">Every item belongs to exactly one group.</w:t>
+      </w:r>
+    </w:p>
+    <w:p>
+      <w:pPr>
+        <w:spacing w:after="40" w:before="90"/>
+        <w:jc w:val="center"/>
+      </w:pPr>
+      <w:r>
+        <w:drawing>
+          <wp:inline distT="0" distB="0" distL="0" distR="0">
+            <wp:extent cx="5734050" cy="1871100"/>
+            <wp:effectExtent t="0" r="0" b="0" l="0"/>
+            <wp:docPr id="1" name="" descr="" title=""/>
+            <wp:cNvGraphicFramePr>
+              <a:graphicFrameLocks xmlns:a="http://schemas.openxmlformats.org/drawingml/2006/main" noChangeAspect="1"/>
+            </wp:cNvGraphicFramePr>
+            <a:graphic xmlns:a="http://schemas.openxmlformats.org/drawingml/2006/main">
+              <a:graphicData uri="http://schemas.openxmlformats.org/drawingml/2006/picture">
+                <pic:pic xmlns:pic="http://schemas.openxmlformats.org/drawingml/2006/picture">
+                  <pic:nvPicPr>
+                    <pic:cNvPr id="0" name="" descr=""/>
+                    <pic:cNvPicPr>
+                      <a:picLocks noChangeAspect="1" noChangeArrowheads="1"/>
+                    </pic:cNvPicPr>
+                  </pic:nvPicPr>
+                  <pic:blipFill>
+                    <a:blip r:embed="rId111" cstate="none"/>
+                    <a:srcRect/>
+                    <a:stretch>
+                      <a:fillRect/>
+                    </a:stretch>
+                  </pic:blipFill>
+                  <pic:spPr bwMode="auto">
+                    <a:xfrm>
+                      <a:off x="0" y="0"/>
+                      <a:ext cx="5734050" cy="1871100"/>
+                    </a:xfrm>
+                    <a:prstGeom prst="rect">
+                      <a:avLst/>
+                    </a:prstGeom>
+                  </pic:spPr>
+                </pic:pic>
+              </a:graphicData>
+            </a:graphic>
+          </wp:inline>
+        </w:drawing>
+      </w:r>
+    </w:p>
+    <w:tbl>
+      <w:tblPr>
+        <w:tblW w:type="pct" w:w="100%"/>
+        <w:tblLayout w:type="fixed"/>
+        <w:tblBorders>
+          <w:top w:val="single" w:color="FBFAF6" w:sz="4"/>
+          <w:left w:val="single" w:color="FBFAF6" w:sz="4"/>
+          <w:bottom w:val="single" w:color="FBFAF6" w:sz="4"/>
+          <w:right w:val="single" w:color="FBFAF6" w:sz="4"/>
+          <w:insideH w:val="single" w:color="FBFAF6" w:sz="4"/>
+          <w:insideV w:val="single" w:color="FBFAF6" w:sz="4"/>
+        </w:tblBorders>
+      </w:tblPr>
+      <w:tblGrid>
+        <w:gridCol w:w="9600"/>
+      </w:tblGrid>
+      <w:tr>
+        <w:tc>
+          <w:tcPr>
+            <w:tcW w:type="pct" w:w="5000"/>
+            <w:shd w:fill="FBFAF6" w:val="clear"/>
+            <w:tcMar>
+              <w:top w:type="dxa" w:w="40"/>
+              <w:left w:type="dxa" w:w="100"/>
+              <w:bottom w:type="dxa" w:w="40"/>
+              <w:right w:type="dxa" w:w="100"/>
+            </w:tcMar>
+          </w:tcPr>
+          <w:p>
+            <w:pPr>
+              <w:spacing w:before="18" w:after="6"/>
+            </w:pPr>
+            <w:r>
+              <w:rPr>
+                <w:b/>
+                <w:bCs/>
+                <w:color w:val="6B7280"/>
+                <w:sz w:val="14"/>
+                <w:szCs w:val="14"/>
+              </w:rPr>
+              <w:t xml:space="preserve">word list</w:t>
+            </w:r>
+          </w:p>
+          <w:p>
+            <w:pPr>
+              <w:spacing w:before="0" w:after="18"/>
+            </w:pPr>
+            <w:r>
+              <w:rPr>
+                <w:b/>
+                <w:bCs/>
+                <w:color w:val="353A7C"/>
+                <w:sz w:val="16"/>
+                <w:szCs w:val="16"/>
+              </w:rPr>
+              <w:t xml:space="preserve">activity-based budgeting   ·   Delivery cost budget   ·   Capital expenditure budget   ·   Budgeted balance sheet</w:t>
+            </w:r>
+          </w:p>
+        </w:tc>
+      </w:tr>
+    </w:tbl>
+    <w:p/>
+    <w:p>
+      <w:pPr>
+        <w:spacing w:before="44" w:after="10"/>
+      </w:pPr>
+      <w:r>
+        <w:rPr>
+          <w:b/>
+          <w:bCs/>
+          <w:color w:val="353A7C"/>
+          <w:sz w:val="18"/>
+          <w:szCs w:val="18"/>
+        </w:rPr>
+        <w:t xml:space="preserve">The English this section uses, and its Arabic</w:t>
+      </w:r>
+    </w:p>
+    <w:p>
+      <w:pPr>
+        <w:spacing w:before="0" w:after="12"/>
+      </w:pPr>
+      <w:r>
+        <w:rPr>
+          <w:color w:val="6B7280"/>
+          <w:sz w:val="15"/>
+          <w:szCs w:val="15"/>
+        </w:rPr>
+        <w:t xml:space="preserve">Each term sits against what it means.</w:t>
+      </w:r>
+    </w:p>
+    <w:p>
+      <w:pPr>
+        <w:spacing w:after="40" w:before="90"/>
+        <w:jc w:val="center"/>
+      </w:pPr>
+      <w:r>
+        <w:drawing>
+          <wp:inline distT="0" distB="0" distL="0" distR="0">
+            <wp:extent cx="5734050" cy="2074825"/>
+            <wp:effectExtent t="0" r="0" b="0" l="0"/>
+            <wp:docPr id="1" name="" descr="" title=""/>
+            <wp:cNvGraphicFramePr>
+              <a:graphicFrameLocks xmlns:a="http://schemas.openxmlformats.org/drawingml/2006/main" noChangeAspect="1"/>
+            </wp:cNvGraphicFramePr>
+            <a:graphic xmlns:a="http://schemas.openxmlformats.org/drawingml/2006/main">
+              <a:graphicData uri="http://schemas.openxmlformats.org/drawingml/2006/picture">
+                <pic:pic xmlns:pic="http://schemas.openxmlformats.org/drawingml/2006/picture">
+                  <pic:nvPicPr>
+                    <pic:cNvPr id="0" name="" descr=""/>
+                    <pic:cNvPicPr>
+                      <a:picLocks noChangeAspect="1" noChangeArrowheads="1"/>
+                    </pic:cNvPicPr>
+                  </pic:nvPicPr>
+                  <pic:blipFill>
+                    <a:blip r:embed="rId112" cstate="none"/>
+                    <a:srcRect/>
+                    <a:stretch>
+                      <a:fillRect/>
+                    </a:stretch>
+                  </pic:blipFill>
+                  <pic:spPr bwMode="auto">
+                    <a:xfrm>
+                      <a:off x="0" y="0"/>
+                      <a:ext cx="5734050" cy="2074825"/>
+                    </a:xfrm>
+                    <a:prstGeom prst="rect">
+                      <a:avLst/>
+                    </a:prstGeom>
+                  </pic:spPr>
+                </pic:pic>
+              </a:graphicData>
+            </a:graphic>
+          </wp:inline>
+        </w:drawing>
+      </w:r>
+    </w:p>
+    <w:tbl>
+      <w:tblPr>
+        <w:tblW w:type="pct" w:w="100%"/>
+        <w:tblLayout w:type="fixed"/>
+        <w:tblBorders>
+          <w:top w:val="single" w:color="FBFAF6" w:sz="4"/>
+          <w:left w:val="single" w:color="FBFAF6" w:sz="4"/>
+          <w:bottom w:val="single" w:color="FBFAF6" w:sz="4"/>
+          <w:right w:val="single" w:color="FBFAF6" w:sz="4"/>
+          <w:insideH w:val="single" w:color="FBFAF6" w:sz="4"/>
+          <w:insideV w:val="single" w:color="FBFAF6" w:sz="4"/>
+        </w:tblBorders>
+      </w:tblPr>
+      <w:tblGrid>
+        <w:gridCol w:w="9600"/>
+      </w:tblGrid>
+      <w:tr>
+        <w:tc>
+          <w:tcPr>
+            <w:tcW w:type="pct" w:w="5000"/>
+            <w:shd w:fill="FBFAF6" w:val="clear"/>
+            <w:tcMar>
+              <w:top w:type="dxa" w:w="40"/>
+              <w:left w:type="dxa" w:w="100"/>
+              <w:bottom w:type="dxa" w:w="40"/>
+              <w:right w:type="dxa" w:w="100"/>
+            </w:tcMar>
+          </w:tcPr>
+          <w:p>
+            <w:pPr>
+              <w:spacing w:before="18" w:after="6"/>
+            </w:pPr>
+            <w:r>
+              <w:rPr>
+                <w:b/>
+                <w:bCs/>
+                <w:color w:val="6B7280"/>
+                <w:sz w:val="14"/>
+                <w:szCs w:val="14"/>
+              </w:rPr>
+              <w:t xml:space="preserve">word list</w:t>
+            </w:r>
+          </w:p>
+          <w:p>
+            <w:pPr>
+              <w:spacing w:before="0" w:after="18"/>
+            </w:pPr>
+            <w:r>
+              <w:rPr>
+                <w:b/>
+                <w:bCs/>
+                <w:color w:val="353A7C"/>
+                <w:sz w:val="16"/>
+                <w:szCs w:val="16"/>
+              </w:rPr>
+              <w:t xml:space="preserve">financial budget   ·   project budget   ·   master budget</w:t>
+            </w:r>
+          </w:p>
+        </w:tc>
+      </w:tr>
+    </w:tbl>
+    <w:p/>
     <w:tbl>
       <w:tblPr>
         <w:tblW w:type="pct" w:w="100%"/>
@@ -10011,14 +10567,14 @@
                 <w:sz w:val="16"/>
                 <w:szCs w:val="16"/>
               </w:rPr>
-              <w:t xml:space="preserve">10  </w:t>
-            </w:r>
-            <w:r>
-              <w:rPr>
-                <w:sz w:val="16"/>
-                <w:szCs w:val="16"/>
-              </w:rPr>
-              <w:t xml:space="preserve">components</w:t>
+              <w:t xml:space="preserve">11  </w:t>
+            </w:r>
+            <w:r>
+              <w:rPr>
+                <w:sz w:val="16"/>
+                <w:szCs w:val="16"/>
+              </w:rPr>
+              <w:t xml:space="preserve">operating</w:t>
             </w:r>
           </w:p>
         </w:tc>
@@ -10079,14 +10635,14 @@
                 <w:sz w:val="16"/>
                 <w:szCs w:val="16"/>
               </w:rPr>
-              <w:t xml:space="preserve">11  </w:t>
-            </w:r>
-            <w:r>
-              <w:rPr>
-                <w:sz w:val="16"/>
-                <w:szCs w:val="16"/>
-              </w:rPr>
-              <w:t xml:space="preserve">operating</w:t>
+              <w:t xml:space="preserve">12  </w:t>
+            </w:r>
+            <w:r>
+              <w:rPr>
+                <w:sz w:val="16"/>
+                <w:szCs w:val="16"/>
+              </w:rPr>
+              <w:t xml:space="preserve">activity-based</w:t>
             </w:r>
           </w:p>
         </w:tc>
@@ -10147,14 +10703,14 @@
                 <w:sz w:val="16"/>
                 <w:szCs w:val="16"/>
               </w:rPr>
-              <w:t xml:space="preserve">12  </w:t>
-            </w:r>
-            <w:r>
-              <w:rPr>
-                <w:sz w:val="16"/>
-                <w:szCs w:val="16"/>
-              </w:rPr>
-              <w:t xml:space="preserve">activity-based</w:t>
+              <w:t xml:space="preserve">13  </w:t>
+            </w:r>
+            <w:r>
+              <w:rPr>
+                <w:sz w:val="16"/>
+                <w:szCs w:val="16"/>
+              </w:rPr>
+              <w:t xml:space="preserve">Deliveries</w:t>
             </w:r>
           </w:p>
         </w:tc>
@@ -10215,14 +10771,14 @@
                 <w:sz w:val="16"/>
                 <w:szCs w:val="16"/>
               </w:rPr>
-              <w:t xml:space="preserve">13  </w:t>
-            </w:r>
-            <w:r>
-              <w:rPr>
-                <w:sz w:val="16"/>
-                <w:szCs w:val="16"/>
-              </w:rPr>
-              <w:t xml:space="preserve">Deliveries</w:t>
+              <w:t xml:space="preserve">14  </w:t>
+            </w:r>
+            <w:r>
+              <w:rPr>
+                <w:sz w:val="16"/>
+                <w:szCs w:val="16"/>
+              </w:rPr>
+              <w:t xml:space="preserve">Returns</w:t>
             </w:r>
           </w:p>
         </w:tc>
@@ -10283,14 +10839,14 @@
                 <w:sz w:val="16"/>
                 <w:szCs w:val="16"/>
               </w:rPr>
-              <w:t xml:space="preserve">14  </w:t>
-            </w:r>
-            <w:r>
-              <w:rPr>
-                <w:sz w:val="16"/>
-                <w:szCs w:val="16"/>
-              </w:rPr>
-              <w:t xml:space="preserve">Returns</w:t>
+              <w:t xml:space="preserve">15  </w:t>
+            </w:r>
+            <w:r>
+              <w:rPr>
+                <w:sz w:val="16"/>
+                <w:szCs w:val="16"/>
+              </w:rPr>
+              <w:t xml:space="preserve">7,100 hours × $30 = $213,000</w:t>
             </w:r>
           </w:p>
         </w:tc>
@@ -10351,14 +10907,14 @@
                 <w:sz w:val="16"/>
                 <w:szCs w:val="16"/>
               </w:rPr>
-              <w:t xml:space="preserve">15  </w:t>
-            </w:r>
-            <w:r>
-              <w:rPr>
-                <w:sz w:val="16"/>
-                <w:szCs w:val="16"/>
-              </w:rPr>
-              <w:t xml:space="preserve">7,100 hours × $30 = $213,000</w:t>
+              <w:t xml:space="preserve">16  </w:t>
+            </w:r>
+            <w:r>
+              <w:rPr>
+                <w:sz w:val="16"/>
+                <w:szCs w:val="16"/>
+              </w:rPr>
+              <w:t xml:space="preserve">Delivery cost budget</w:t>
             </w:r>
           </w:p>
         </w:tc>
@@ -10419,14 +10975,14 @@
                 <w:sz w:val="16"/>
                 <w:szCs w:val="16"/>
               </w:rPr>
-              <w:t xml:space="preserve">16  </w:t>
-            </w:r>
-            <w:r>
-              <w:rPr>
-                <w:sz w:val="16"/>
-                <w:szCs w:val="16"/>
-              </w:rPr>
-              <w:t xml:space="preserve">Delivery cost budget</w:t>
+              <w:t xml:space="preserve">17  </w:t>
+            </w:r>
+            <w:r>
+              <w:rPr>
+                <w:sz w:val="16"/>
+                <w:szCs w:val="16"/>
+              </w:rPr>
+              <w:t xml:space="preserve">Capital expenditure budget</w:t>
             </w:r>
           </w:p>
         </w:tc>
@@ -10487,14 +11043,14 @@
                 <w:sz w:val="16"/>
                 <w:szCs w:val="16"/>
               </w:rPr>
-              <w:t xml:space="preserve">17  </w:t>
-            </w:r>
-            <w:r>
-              <w:rPr>
-                <w:sz w:val="16"/>
-                <w:szCs w:val="16"/>
-              </w:rPr>
-              <w:t xml:space="preserve">Capital expenditure budget</w:t>
+              <w:t xml:space="preserve">18  </w:t>
+            </w:r>
+            <w:r>
+              <w:rPr>
+                <w:sz w:val="16"/>
+                <w:szCs w:val="16"/>
+              </w:rPr>
+              <w:t xml:space="preserve">Budgeted balance sheet</w:t>
             </w:r>
           </w:p>
         </w:tc>
@@ -10555,14 +11111,82 @@
                 <w:sz w:val="16"/>
                 <w:szCs w:val="16"/>
               </w:rPr>
-              <w:t xml:space="preserve">18  </w:t>
-            </w:r>
-            <w:r>
-              <w:rPr>
-                <w:sz w:val="16"/>
-                <w:szCs w:val="16"/>
-              </w:rPr>
-              <w:t xml:space="preserve">Budgeted balance sheet</w:t>
+              <w:t xml:space="preserve">19  </w:t>
+            </w:r>
+            <w:r>
+              <w:rPr>
+                <w:sz w:val="16"/>
+                <w:szCs w:val="16"/>
+              </w:rPr>
+              <w:t xml:space="preserve">master budget</w:t>
+            </w:r>
+          </w:p>
+        </w:tc>
+      </w:tr>
+      <w:tr>
+        <w:tc>
+          <w:tcPr>
+            <w:tcW w:type="pct" w:w="2500"/>
+            <w:tcMar>
+              <w:top w:type="dxa" w:w="20"/>
+              <w:left w:type="dxa" w:w="80"/>
+              <w:bottom w:type="dxa" w:w="20"/>
+              <w:right w:type="dxa" w:w="80"/>
+            </w:tcMar>
+          </w:tcPr>
+          <w:p>
+            <w:pPr>
+              <w:spacing w:before="12" w:after="12"/>
+            </w:pPr>
+            <w:r>
+              <w:rPr>
+                <w:b/>
+                <w:bCs/>
+                <w:color w:val="8186EF"/>
+                <w:sz w:val="16"/>
+                <w:szCs w:val="16"/>
+              </w:rPr>
+              <w:t xml:space="preserve">10  </w:t>
+            </w:r>
+            <w:r>
+              <w:rPr>
+                <w:sz w:val="16"/>
+                <w:szCs w:val="16"/>
+              </w:rPr>
+              <w:t xml:space="preserve">components</w:t>
+            </w:r>
+          </w:p>
+        </w:tc>
+        <w:tc>
+          <w:tcPr>
+            <w:tcW w:type="pct" w:w="2500"/>
+            <w:tcMar>
+              <w:top w:type="dxa" w:w="20"/>
+              <w:left w:type="dxa" w:w="80"/>
+              <w:bottom w:type="dxa" w:w="20"/>
+              <w:right w:type="dxa" w:w="80"/>
+            </w:tcMar>
+          </w:tcPr>
+          <w:p>
+            <w:pPr>
+              <w:spacing w:before="12" w:after="12"/>
+            </w:pPr>
+            <w:r>
+              <w:rPr>
+                <w:b/>
+                <w:bCs/>
+                <w:color w:val="8186EF"/>
+                <w:sz w:val="16"/>
+                <w:szCs w:val="16"/>
+              </w:rPr>
+              <w:t xml:space="preserve">20  </w:t>
+            </w:r>
+            <w:r>
+              <w:rPr>
+                <w:sz w:val="16"/>
+                <w:szCs w:val="16"/>
+              </w:rPr>
+              <w:t xml:space="preserve">project budget</w:t>
             </w:r>
           </w:p>
         </w:tc>
@@ -11368,7 +11992,7 @@
               <w:sz w:val="16"/>
               <w:szCs w:val="16"/>
             </w:rPr>
-            <w:t xml:space="preserve"> of 1</w:t>
+            <w:t xml:space="preserve"> of 2</w:t>
           </w:r>
         </w:p>
       </w:tc>

--- a/CMA_Summaries_B3_Ch04.docx
+++ b/CMA_Summaries_B3_Ch04.docx
@@ -5666,7 +5666,7 @@
           <w:sz w:val="16"/>
           <w:szCs w:val="16"/>
         </w:rPr>
-        <w:t xml:space="preserve">      gaps 1–3</w:t>
+        <w:t xml:space="preserve">      gaps 1–6</w:t>
       </w:r>
     </w:p>
     <w:p>
@@ -5750,7 +5750,7 @@
           <w:sz w:val="19"/>
           <w:szCs w:val="19"/>
         </w:rPr>
-        <w:t xml:space="preserve">It is most useful when products use overhead very </w:t>
+        <w:t xml:space="preserve">It is most useful when </w:t>
       </w:r>
       <w:r>
         <w:rPr>
@@ -5768,6 +5768,38 @@
           <w:sz w:val="19"/>
           <w:szCs w:val="19"/>
         </w:rPr>
+        <w:t xml:space="preserve">           </w:t>
+      </w:r>
+      <w:r>
+        <w:rPr>
+          <w:sz w:val="19"/>
+          <w:szCs w:val="19"/>
+        </w:rPr>
+        <w:t xml:space="preserve"> </w:t>
+      </w:r>
+      <w:r>
+        <w:rPr>
+          <w:sz w:val="19"/>
+          <w:szCs w:val="19"/>
+        </w:rPr>
+        <w:t xml:space="preserve"> use overhead very </w:t>
+      </w:r>
+      <w:r>
+        <w:rPr>
+          <w:b/>
+          <w:bCs/>
+          <w:color w:val="8186EF"/>
+          <w:sz w:val="15"/>
+          <w:szCs w:val="15"/>
+        </w:rPr>
+        <w:t xml:space="preserve"> (4) </w:t>
+      </w:r>
+      <w:r>
+        <w:rPr>
+          <w:u w:val="single"/>
+          <w:sz w:val="19"/>
+          <w:szCs w:val="19"/>
+        </w:rPr>
         <w:t xml:space="preserve">             </w:t>
       </w:r>
       <w:r>
@@ -5783,6 +5815,84 @@
           <w:szCs w:val="19"/>
         </w:rPr>
         <w:t xml:space="preserve">, as lentils and za'atar do in the Pulses &amp; Spices line. </w:t>
+      </w:r>
+      <w:r>
+        <w:rPr>
+          <w:sz w:val="19"/>
+          <w:szCs w:val="19"/>
+        </w:rPr>
+        <w:t xml:space="preserve">Planned output sets the demand for each activity; each demand is </w:t>
+      </w:r>
+      <w:r>
+        <w:rPr>
+          <w:b/>
+          <w:bCs/>
+          <w:color w:val="8186EF"/>
+          <w:sz w:val="15"/>
+          <w:szCs w:val="15"/>
+        </w:rPr>
+        <w:t xml:space="preserve"> (5) </w:t>
+      </w:r>
+      <w:r>
+        <w:rPr>
+          <w:u w:val="single"/>
+          <w:sz w:val="19"/>
+          <w:szCs w:val="19"/>
+        </w:rPr>
+        <w:t xml:space="preserve">            </w:t>
+      </w:r>
+      <w:r>
+        <w:rPr>
+          <w:sz w:val="19"/>
+          <w:szCs w:val="19"/>
+        </w:rPr>
+        <w:t xml:space="preserve"> </w:t>
+      </w:r>
+      <w:r>
+        <w:rPr>
+          <w:sz w:val="19"/>
+          <w:szCs w:val="19"/>
+        </w:rPr>
+        <w:t xml:space="preserve"> by the activity rate from Book 2. </w:t>
+      </w:r>
+      <w:r>
+        <w:rPr>
+          <w:sz w:val="19"/>
+          <w:szCs w:val="19"/>
+        </w:rPr>
+        <w:t xml:space="preserve"/>
+      </w:r>
+      <w:r>
+        <w:rPr>
+          <w:b/>
+          <w:bCs/>
+          <w:color w:val="8186EF"/>
+          <w:sz w:val="15"/>
+          <w:szCs w:val="15"/>
+        </w:rPr>
+        <w:t xml:space="preserve"> (6) </w:t>
+      </w:r>
+      <w:r>
+        <w:rPr>
+          <w:u w:val="single"/>
+          <w:sz w:val="19"/>
+          <w:szCs w:val="19"/>
+        </w:rPr>
+        <w:t xml:space="preserve">           </w:t>
+      </w:r>
+      <w:r>
+        <w:rPr>
+          <w:sz w:val="19"/>
+          <w:szCs w:val="19"/>
+        </w:rPr>
+        <w:t xml:space="preserve"> </w:t>
+      </w:r>
+      <w:r>
+        <w:rPr>
+          <w:sz w:val="19"/>
+          <w:szCs w:val="19"/>
+        </w:rPr>
+        <w:t xml:space="preserve"> costs do not change with output and are budgeted as a fixed amount. </w:t>
       </w:r>
     </w:p>
     <w:tbl>
@@ -5840,7 +5950,7 @@
                 <w:sz w:val="16"/>
                 <w:szCs w:val="16"/>
               </w:rPr>
-              <w:t xml:space="preserve">activities   ·   budgeting   ·   differently   ·   contingency</w:t>
+              <w:t xml:space="preserve">products   ·   multiplied   ·   budgeting   ·   contingency   ·   activities   ·   Facility   ·   differently</w:t>
             </w:r>
           </w:p>
         </w:tc>
@@ -5914,7 +6024,7 @@
           <w:sz w:val="16"/>
           <w:szCs w:val="16"/>
         </w:rPr>
-        <w:t xml:space="preserve">      gaps 4–5</w:t>
+        <w:t xml:space="preserve">      gaps 7–8</w:t>
       </w:r>
     </w:p>
     <w:p>
@@ -5937,7 +6047,7 @@
           <w:sz w:val="15"/>
           <w:szCs w:val="15"/>
         </w:rPr>
-        <w:t xml:space="preserve"> (4) </w:t>
+        <w:t xml:space="preserve"> (7) </w:t>
       </w:r>
       <w:r>
         <w:rPr>
@@ -5976,7 +6086,7 @@
           <w:sz w:val="15"/>
           <w:szCs w:val="15"/>
         </w:rPr>
-        <w:t xml:space="preserve"> (5) </w:t>
+        <w:t xml:space="preserve"> (8) </w:t>
       </w:r>
       <w:r>
         <w:rPr>
@@ -6056,7 +6166,7 @@
                 <w:sz w:val="16"/>
                 <w:szCs w:val="16"/>
               </w:rPr>
-              <w:t xml:space="preserve">Receipts   ·   lentils   ·   activities</w:t>
+              <w:t xml:space="preserve">Receipts   ·   lentils   ·   Facility</w:t>
             </w:r>
           </w:p>
         </w:tc>
@@ -6266,7 +6376,7 @@
           <w:sz w:val="16"/>
           <w:szCs w:val="16"/>
         </w:rPr>
-        <w:t xml:space="preserve">      gaps 9–10</w:t>
+        <w:t xml:space="preserve">      gaps 12–13</w:t>
       </w:r>
     </w:p>
     <w:p>
@@ -6296,7 +6406,7 @@
           <w:sz w:val="15"/>
           <w:szCs w:val="15"/>
         </w:rPr>
-        <w:t xml:space="preserve"> (9) </w:t>
+        <w:t xml:space="preserve"> (12) </w:t>
       </w:r>
       <w:r>
         <w:rPr>
@@ -6328,7 +6438,7 @@
           <w:sz w:val="15"/>
           <w:szCs w:val="15"/>
         </w:rPr>
-        <w:t xml:space="preserve"> (10) </w:t>
+        <w:t xml:space="preserve"> (13) </w:t>
       </w:r>
       <w:r>
         <w:rPr>
@@ -6408,13 +6518,25 @@
                 <w:sz w:val="16"/>
                 <w:szCs w:val="16"/>
               </w:rPr>
-              <w:t xml:space="preserve">require   ·   traditional   ·   overhead</w:t>
+              <w:t xml:space="preserve">budgeted   ·   traditional   ·   overhead</w:t>
             </w:r>
           </w:p>
         </w:tc>
       </w:tr>
     </w:tbl>
     <w:p/>
+    <w:p>
+      <w:pPr>
+        <w:pageBreakBefore w:val="true"/>
+        <w:spacing w:after="0"/>
+      </w:pPr>
+      <w:r>
+        <w:rPr>
+          <w:sz w:val="2"/>
+        </w:rPr>
+        <w:t xml:space="preserve"> </w:t>
+      </w:r>
+    </w:p>
     <w:tbl>
       <w:tblPr>
         <w:tblW w:type="pct" w:w="100%"/>
@@ -6691,14 +6813,14 @@
                 <w:sz w:val="16"/>
                 <w:szCs w:val="16"/>
               </w:rPr>
-              <w:t xml:space="preserve">6  </w:t>
-            </w:r>
-            <w:r>
-              <w:rPr>
-                <w:sz w:val="16"/>
-                <w:szCs w:val="16"/>
-              </w:rPr>
-              <w:t xml:space="preserve">Blending setups</w:t>
+              <w:t xml:space="preserve">8  </w:t>
+            </w:r>
+            <w:r>
+              <w:rPr>
+                <w:sz w:val="16"/>
+                <w:szCs w:val="16"/>
+              </w:rPr>
+              <w:t xml:space="preserve">Receipts</w:t>
             </w:r>
           </w:p>
         </w:tc>
@@ -6759,14 +6881,14 @@
                 <w:sz w:val="16"/>
                 <w:szCs w:val="16"/>
               </w:rPr>
-              <w:t xml:space="preserve">7  </w:t>
-            </w:r>
-            <w:r>
-              <w:rPr>
-                <w:sz w:val="16"/>
-                <w:szCs w:val="16"/>
-              </w:rPr>
-              <w:t xml:space="preserve">Packaging</w:t>
+              <w:t xml:space="preserve">9  </w:t>
+            </w:r>
+            <w:r>
+              <w:rPr>
+                <w:sz w:val="16"/>
+                <w:szCs w:val="16"/>
+              </w:rPr>
+              <w:t xml:space="preserve">Blending setups</w:t>
             </w:r>
           </w:p>
         </w:tc>
@@ -6801,7 +6923,7 @@
                 <w:sz w:val="16"/>
                 <w:szCs w:val="16"/>
               </w:rPr>
-              <w:t xml:space="preserve">differently</w:t>
+              <w:t xml:space="preserve">products</w:t>
             </w:r>
           </w:p>
         </w:tc>
@@ -6827,14 +6949,14 @@
                 <w:sz w:val="16"/>
                 <w:szCs w:val="16"/>
               </w:rPr>
-              <w:t xml:space="preserve">8  </w:t>
-            </w:r>
-            <w:r>
-              <w:rPr>
-                <w:sz w:val="16"/>
-                <w:szCs w:val="16"/>
-              </w:rPr>
-              <w:t xml:space="preserve">Facility (capacity cost)</w:t>
+              <w:t xml:space="preserve">10  </w:t>
+            </w:r>
+            <w:r>
+              <w:rPr>
+                <w:sz w:val="16"/>
+                <w:szCs w:val="16"/>
+              </w:rPr>
+              <w:t xml:space="preserve">Packaging</w:t>
             </w:r>
           </w:p>
         </w:tc>
@@ -6869,7 +6991,7 @@
                 <w:sz w:val="16"/>
                 <w:szCs w:val="16"/>
               </w:rPr>
-              <w:t xml:space="preserve">lentils</w:t>
+              <w:t xml:space="preserve">differently</w:t>
             </w:r>
           </w:p>
         </w:tc>
@@ -6895,14 +7017,14 @@
                 <w:sz w:val="16"/>
                 <w:szCs w:val="16"/>
               </w:rPr>
-              <w:t xml:space="preserve">9  </w:t>
-            </w:r>
-            <w:r>
-              <w:rPr>
-                <w:sz w:val="16"/>
-                <w:szCs w:val="16"/>
-              </w:rPr>
-              <w:t xml:space="preserve">traditional</w:t>
+              <w:t xml:space="preserve">11  </w:t>
+            </w:r>
+            <w:r>
+              <w:rPr>
+                <w:sz w:val="16"/>
+                <w:szCs w:val="16"/>
+              </w:rPr>
+              <w:t xml:space="preserve">Facility (capacity cost)</w:t>
             </w:r>
           </w:p>
         </w:tc>
@@ -6937,7 +7059,7 @@
                 <w:sz w:val="16"/>
                 <w:szCs w:val="16"/>
               </w:rPr>
-              <w:t xml:space="preserve">Receipts</w:t>
+              <w:t xml:space="preserve">multiplied</w:t>
             </w:r>
           </w:p>
         </w:tc>
@@ -6963,7 +7085,75 @@
                 <w:sz w:val="16"/>
                 <w:szCs w:val="16"/>
               </w:rPr>
-              <w:t xml:space="preserve">10  </w:t>
+              <w:t xml:space="preserve">12  </w:t>
+            </w:r>
+            <w:r>
+              <w:rPr>
+                <w:sz w:val="16"/>
+                <w:szCs w:val="16"/>
+              </w:rPr>
+              <w:t xml:space="preserve">traditional</w:t>
+            </w:r>
+          </w:p>
+        </w:tc>
+      </w:tr>
+      <w:tr>
+        <w:tc>
+          <w:tcPr>
+            <w:tcW w:type="pct" w:w="2500"/>
+            <w:tcMar>
+              <w:top w:type="dxa" w:w="20"/>
+              <w:left w:type="dxa" w:w="80"/>
+              <w:bottom w:type="dxa" w:w="20"/>
+              <w:right w:type="dxa" w:w="80"/>
+            </w:tcMar>
+          </w:tcPr>
+          <w:p>
+            <w:pPr>
+              <w:spacing w:before="12" w:after="12"/>
+            </w:pPr>
+            <w:r>
+              <w:rPr>
+                <w:b/>
+                <w:bCs/>
+                <w:color w:val="8186EF"/>
+                <w:sz w:val="16"/>
+                <w:szCs w:val="16"/>
+              </w:rPr>
+              <w:t xml:space="preserve">6  </w:t>
+            </w:r>
+            <w:r>
+              <w:rPr>
+                <w:sz w:val="16"/>
+                <w:szCs w:val="16"/>
+              </w:rPr>
+              <w:t xml:space="preserve">Facility</w:t>
+            </w:r>
+          </w:p>
+        </w:tc>
+        <w:tc>
+          <w:tcPr>
+            <w:tcW w:type="pct" w:w="2500"/>
+            <w:tcMar>
+              <w:top w:type="dxa" w:w="20"/>
+              <w:left w:type="dxa" w:w="80"/>
+              <w:bottom w:type="dxa" w:w="20"/>
+              <w:right w:type="dxa" w:w="80"/>
+            </w:tcMar>
+          </w:tcPr>
+          <w:p>
+            <w:pPr>
+              <w:spacing w:before="12" w:after="12"/>
+            </w:pPr>
+            <w:r>
+              <w:rPr>
+                <w:b/>
+                <w:bCs/>
+                <w:color w:val="8186EF"/>
+                <w:sz w:val="16"/>
+                <w:szCs w:val="16"/>
+              </w:rPr>
+              <w:t xml:space="preserve">13  </w:t>
             </w:r>
             <w:r>
               <w:rPr>
@@ -6971,6 +7161,64 @@
                 <w:szCs w:val="16"/>
               </w:rPr>
               <w:t xml:space="preserve">overhead</w:t>
+            </w:r>
+          </w:p>
+        </w:tc>
+      </w:tr>
+      <w:tr>
+        <w:tc>
+          <w:tcPr>
+            <w:tcW w:type="pct" w:w="2500"/>
+            <w:tcMar>
+              <w:top w:type="dxa" w:w="20"/>
+              <w:left w:type="dxa" w:w="80"/>
+              <w:bottom w:type="dxa" w:w="20"/>
+              <w:right w:type="dxa" w:w="80"/>
+            </w:tcMar>
+          </w:tcPr>
+          <w:p>
+            <w:pPr>
+              <w:spacing w:before="12" w:after="12"/>
+            </w:pPr>
+            <w:r>
+              <w:rPr>
+                <w:b/>
+                <w:bCs/>
+                <w:color w:val="8186EF"/>
+                <w:sz w:val="16"/>
+                <w:szCs w:val="16"/>
+              </w:rPr>
+              <w:t xml:space="preserve">7  </w:t>
+            </w:r>
+            <w:r>
+              <w:rPr>
+                <w:sz w:val="16"/>
+                <w:szCs w:val="16"/>
+              </w:rPr>
+              <w:t xml:space="preserve">lentils</w:t>
+            </w:r>
+          </w:p>
+        </w:tc>
+        <w:tc>
+          <w:tcPr>
+            <w:tcW w:type="pct" w:w="2500"/>
+            <w:tcMar>
+              <w:top w:type="dxa" w:w="20"/>
+              <w:left w:type="dxa" w:w="80"/>
+              <w:bottom w:type="dxa" w:w="20"/>
+              <w:right w:type="dxa" w:w="80"/>
+            </w:tcMar>
+          </w:tcPr>
+          <w:p>
+            <w:pPr>
+              <w:spacing w:before="24" w:after="24"/>
+            </w:pPr>
+            <w:r>
+              <w:rPr>
+                <w:sz w:val="16"/>
+                <w:szCs w:val="16"/>
+              </w:rPr>
+              <w:t xml:space="preserve"/>
             </w:r>
           </w:p>
         </w:tc>
@@ -7013,7 +7261,7 @@
           <w:sz w:val="15"/>
           <w:szCs w:val="15"/>
         </w:rPr>
-        <w:t xml:space="preserve">Activity-based budgeting plans overhead from the activities that planned output will require. It is most useful when products use overhead very differently, as lentils and za'atar do in the Pulses &amp; Spices line.</w:t>
+        <w:t xml:space="preserve">Activity-based budgeting plans overhead from the activities that planned output will require. It is most useful when products use overhead very differently, as lentils and za'atar do in the Pulses &amp; Spices line. Planned output sets the demand for each activity; each demand is multiplied by the activity rate from Book 2. Facility costs do not change with output and are budgeted as a fixed amount.</w:t>
       </w:r>
     </w:p>
     <w:p>
@@ -8860,7 +9108,7 @@
                 <w:sz w:val="16"/>
                 <w:szCs w:val="16"/>
               </w:rPr>
-              <w:t xml:space="preserve">Beverages   ·   controller   ·   financial   ·   activity-based   ·   filling</w:t>
+              <w:t xml:space="preserve">Beverages   ·   controller   ·   packing   ·   activity-based   ·   filling</w:t>
             </w:r>
           </w:p>
         </w:tc>
@@ -9005,6 +9253,180 @@
     <w:p/>
     <w:p>
       <w:pPr>
+        <w:spacing w:before="44" w:after="14"/>
+      </w:pPr>
+      <w:r>
+        <w:rPr>
+          <w:b/>
+          <w:bCs/>
+          <w:color w:val="353A7C"/>
+          <w:sz w:val="18"/>
+          <w:szCs w:val="18"/>
+        </w:rPr>
+        <w:t xml:space="preserve">Summary 2</w:t>
+      </w:r>
+      <w:r>
+        <w:rPr>
+          <w:color w:val="6B7280"/>
+          <w:sz w:val="16"/>
+          <w:szCs w:val="16"/>
+        </w:rPr>
+        <w:t xml:space="preserve">      gaps 8–9</w:t>
+      </w:r>
+    </w:p>
+    <w:p>
+      <w:pPr>
+        <w:spacing w:before="20" w:after="20" w:line="360" w:lineRule="auto"/>
+        <w:ind w:left="200"/>
+      </w:pPr>
+      <w:r>
+        <w:rPr>
+          <w:sz w:val="19"/>
+          <w:szCs w:val="19"/>
+        </w:rPr>
+        <w:t xml:space="preserve">The fall in </w:t>
+      </w:r>
+      <w:r>
+        <w:rPr>
+          <w:b/>
+          <w:bCs/>
+          <w:color w:val="8186EF"/>
+          <w:sz w:val="15"/>
+          <w:szCs w:val="15"/>
+        </w:rPr>
+        <w:t xml:space="preserve"> (8) </w:t>
+      </w:r>
+      <w:r>
+        <w:rPr>
+          <w:u w:val="single"/>
+          <w:sz w:val="19"/>
+          <w:szCs w:val="19"/>
+        </w:rPr>
+        <w:t xml:space="preserve">           </w:t>
+      </w:r>
+      <w:r>
+        <w:rPr>
+          <w:sz w:val="19"/>
+          <w:szCs w:val="19"/>
+        </w:rPr>
+        <w:t xml:space="preserve"> </w:t>
+      </w:r>
+      <w:r>
+        <w:rPr>
+          <w:sz w:val="19"/>
+          <w:szCs w:val="19"/>
+        </w:rPr>
+        <w:t xml:space="preserve"> volume cuts setups and tests; the rise in lentils adds packing hours; </w:t>
+      </w:r>
+      <w:r>
+        <w:rPr>
+          <w:b/>
+          <w:bCs/>
+          <w:color w:val="8186EF"/>
+          <w:sz w:val="15"/>
+          <w:szCs w:val="15"/>
+        </w:rPr>
+        <w:t xml:space="preserve"> (9) </w:t>
+      </w:r>
+      <w:r>
+        <w:rPr>
+          <w:u w:val="single"/>
+          <w:sz w:val="19"/>
+          <w:szCs w:val="19"/>
+        </w:rPr>
+        <w:t xml:space="preserve">           </w:t>
+      </w:r>
+      <w:r>
+        <w:rPr>
+          <w:sz w:val="19"/>
+          <w:szCs w:val="19"/>
+        </w:rPr>
+        <w:t xml:space="preserve"> </w:t>
+      </w:r>
+      <w:r>
+        <w:rPr>
+          <w:sz w:val="19"/>
+          <w:szCs w:val="19"/>
+        </w:rPr>
+        <w:t xml:space="preserve"> costs stay the same. </w:t>
+      </w:r>
+    </w:p>
+    <w:tbl>
+      <w:tblPr>
+        <w:tblW w:type="pct" w:w="100%"/>
+        <w:tblLayout w:type="fixed"/>
+        <w:tblBorders>
+          <w:top w:val="single" w:color="FBFAF6" w:sz="4"/>
+          <w:left w:val="single" w:color="FBFAF6" w:sz="4"/>
+          <w:bottom w:val="single" w:color="FBFAF6" w:sz="4"/>
+          <w:right w:val="single" w:color="FBFAF6" w:sz="4"/>
+          <w:insideH w:val="single" w:color="FBFAF6" w:sz="4"/>
+          <w:insideV w:val="single" w:color="FBFAF6" w:sz="4"/>
+        </w:tblBorders>
+      </w:tblPr>
+      <w:tblGrid>
+        <w:gridCol w:w="9600"/>
+      </w:tblGrid>
+      <w:tr>
+        <w:tc>
+          <w:tcPr>
+            <w:tcW w:type="pct" w:w="5000"/>
+            <w:shd w:fill="FBFAF6" w:val="clear"/>
+            <w:tcMar>
+              <w:top w:type="dxa" w:w="40"/>
+              <w:left w:type="dxa" w:w="100"/>
+              <w:bottom w:type="dxa" w:w="40"/>
+              <w:right w:type="dxa" w:w="100"/>
+            </w:tcMar>
+          </w:tcPr>
+          <w:p>
+            <w:pPr>
+              <w:spacing w:before="18" w:after="6"/>
+            </w:pPr>
+            <w:r>
+              <w:rPr>
+                <w:b/>
+                <w:bCs/>
+                <w:color w:val="6B7280"/>
+                <w:sz w:val="14"/>
+                <w:szCs w:val="14"/>
+              </w:rPr>
+              <w:t xml:space="preserve">word list</w:t>
+            </w:r>
+          </w:p>
+          <w:p>
+            <w:pPr>
+              <w:spacing w:before="0" w:after="18"/>
+            </w:pPr>
+            <w:r>
+              <w:rPr>
+                <w:b/>
+                <w:bCs/>
+                <w:color w:val="353A7C"/>
+                <w:sz w:val="16"/>
+                <w:szCs w:val="16"/>
+              </w:rPr>
+              <w:t xml:space="preserve">za'atar   ·   differently   ·   facility</w:t>
+            </w:r>
+          </w:p>
+        </w:tc>
+      </w:tr>
+    </w:tbl>
+    <w:p/>
+    <w:p>
+      <w:pPr>
+        <w:pageBreakBefore w:val="true"/>
+        <w:spacing w:after="0"/>
+      </w:pPr>
+      <w:r>
+        <w:rPr>
+          <w:sz w:val="2"/>
+        </w:rPr>
+        <w:t xml:space="preserve"> </w:t>
+      </w:r>
+    </w:p>
+    <w:p>
+      <w:pPr>
         <w:spacing w:before="44" w:after="10"/>
       </w:pPr>
       <w:r>
@@ -9132,7 +9554,7 @@
                 <w:sz w:val="16"/>
                 <w:szCs w:val="16"/>
               </w:rPr>
-              <w:t xml:space="preserve">activity-based budgeting   ·   Receiving and cleaning   ·   Quality testing</w:t>
+              <w:t xml:space="preserve">operating budget   ·   Quality testing   ·   Blending setups</w:t>
             </w:r>
           </w:p>
         </w:tc>
@@ -9199,18 +9621,6 @@
         <w:t xml:space="preserve">Project budget $2,500,000 = capital granted to Beverages.</w:t>
       </w:r>
     </w:p>
-    <w:p>
-      <w:pPr>
-        <w:pageBreakBefore w:val="true"/>
-        <w:spacing w:after="0"/>
-      </w:pPr>
-      <w:r>
-        <w:rPr>
-          <w:sz w:val="2"/>
-        </w:rPr>
-        <w:t xml:space="preserve"> </w:t>
-      </w:r>
-    </w:p>
     <w:tbl>
       <w:tblPr>
         <w:tblW w:type="pct" w:w="100%"/>
@@ -9270,7 +9680,7 @@
           <w:sz w:val="18"/>
           <w:szCs w:val="18"/>
         </w:rPr>
-        <w:t xml:space="preserve">Summary 2</w:t>
+        <w:t xml:space="preserve">Summary 3</w:t>
       </w:r>
       <w:r>
         <w:rPr>
@@ -9278,7 +9688,7 @@
           <w:sz w:val="16"/>
           <w:szCs w:val="16"/>
         </w:rPr>
-        <w:t xml:space="preserve">      gaps 10–12</w:t>
+        <w:t xml:space="preserve">      gaps 12–14</w:t>
       </w:r>
     </w:p>
     <w:p>
@@ -9301,7 +9711,7 @@
           <w:sz w:val="15"/>
           <w:szCs w:val="15"/>
         </w:rPr>
-        <w:t xml:space="preserve"> (10) </w:t>
+        <w:t xml:space="preserve"> (12) </w:t>
       </w:r>
       <w:r>
         <w:rPr>
@@ -9333,7 +9743,7 @@
           <w:sz w:val="15"/>
           <w:szCs w:val="15"/>
         </w:rPr>
-        <w:t xml:space="preserve"> (11) </w:t>
+        <w:t xml:space="preserve"> (13) </w:t>
       </w:r>
       <w:r>
         <w:rPr>
@@ -9365,7 +9775,7 @@
           <w:sz w:val="15"/>
           <w:szCs w:val="15"/>
         </w:rPr>
-        <w:t xml:space="preserve"> (12) </w:t>
+        <w:t xml:space="preserve"> (14) </w:t>
       </w:r>
       <w:r>
         <w:rPr>
@@ -9445,7 +9855,7 @@
                 <w:sz w:val="16"/>
                 <w:szCs w:val="16"/>
               </w:rPr>
-              <w:t xml:space="preserve">activity-based   ·   operating   ·   components   ·   combines</w:t>
+              <w:t xml:space="preserve">operating   ·   activity-based   ·   components   ·   Beverages</w:t>
             </w:r>
           </w:p>
         </w:tc>
@@ -9581,13 +9991,25 @@
                 <w:sz w:val="16"/>
                 <w:szCs w:val="16"/>
               </w:rPr>
-              <w:t xml:space="preserve">Deliveries   ·   contingency   ·   Returns</w:t>
+              <w:t xml:space="preserve">Returns   ·   operating budget   ·   Customer orders</w:t>
             </w:r>
           </w:p>
         </w:tc>
       </w:tr>
     </w:tbl>
     <w:p/>
+    <w:p>
+      <w:pPr>
+        <w:pageBreakBefore w:val="true"/>
+        <w:spacing w:after="0"/>
+      </w:pPr>
+      <w:r>
+        <w:rPr>
+          <w:sz w:val="2"/>
+        </w:rPr>
+        <w:t xml:space="preserve"> </w:t>
+      </w:r>
+    </w:p>
     <w:tbl>
       <w:tblPr>
         <w:tblW w:type="pct" w:w="100%"/>
@@ -9718,7 +10140,6 @@
         <w:tc>
           <w:tcPr>
             <w:tcW w:type="pct" w:w="2600"/>
-            <w:shd w:fill="FFFFFF" w:val="clear"/>
             <w:tcMar>
               <w:top w:type="dxa" w:w="50"/>
               <w:left w:type="dxa" w:w="110"/>
@@ -9728,17 +10149,14 @@
           </w:tcPr>
           <w:p>
             <w:pPr>
-              <w:spacing w:before="46" w:after="46"/>
-            </w:pPr>
-            <w:r>
-              <w:rPr>
-                <w:b/>
-                <w:bCs/>
-                <w:color w:val="8186EF"/>
-                <w:sz w:val="14"/>
-                <w:szCs w:val="14"/>
-              </w:rPr>
-              <w:t xml:space="preserve">(15)</w:t>
+              <w:spacing w:before="28" w:after="28"/>
+            </w:pPr>
+            <w:r>
+              <w:rPr>
+                <w:sz w:val="15"/>
+                <w:szCs w:val="15"/>
+              </w:rPr>
+              <w:t xml:space="preserve">7,100 hours × $30 = $213,000</w:t>
             </w:r>
           </w:p>
         </w:tc>
@@ -9771,7 +10189,7 @@
         <w:tc>
           <w:tcPr>
             <w:tcW w:type="pct" w:w="2600"/>
-            <w:shd w:fill="FBFAF6" w:val="clear"/>
+            <w:shd w:fill="FFFFFF" w:val="clear"/>
             <w:tcMar>
               <w:top w:type="dxa" w:w="50"/>
               <w:left w:type="dxa" w:w="110"/>
@@ -9781,14 +10199,17 @@
           </w:tcPr>
           <w:p>
             <w:pPr>
-              <w:spacing w:before="28" w:after="28"/>
-            </w:pPr>
-            <w:r>
-              <w:rPr>
-                <w:sz w:val="15"/>
-                <w:szCs w:val="15"/>
-              </w:rPr>
-              <w:t xml:space="preserve">1,290 tests × $60 = $77,400</w:t>
+              <w:spacing w:before="46" w:after="46"/>
+            </w:pPr>
+            <w:r>
+              <w:rPr>
+                <w:b/>
+                <w:bCs/>
+                <w:color w:val="8186EF"/>
+                <w:sz w:val="14"/>
+                <w:szCs w:val="14"/>
+              </w:rPr>
+              <w:t xml:space="preserve">(17)</w:t>
             </w:r>
           </w:p>
         </w:tc>
@@ -9905,18 +10326,6 @@
       </w:tr>
     </w:tbl>
     <w:p/>
-    <w:p>
-      <w:pPr>
-        <w:pageBreakBefore w:val="true"/>
-        <w:spacing w:after="0"/>
-      </w:pPr>
-      <w:r>
-        <w:rPr>
-          <w:sz w:val="2"/>
-        </w:rPr>
-        <w:t xml:space="preserve"> </w:t>
-      </w:r>
-    </w:p>
     <w:p>
       <w:pPr>
         <w:spacing w:before="44" w:after="10"/>
@@ -10046,7 +10455,7 @@
                 <w:sz w:val="16"/>
                 <w:szCs w:val="16"/>
               </w:rPr>
-              <w:t xml:space="preserve">activity-based budgeting   ·   Delivery cost budget   ·   Capital expenditure budget   ·   Budgeted balance sheet</w:t>
+              <w:t xml:space="preserve">Budgeted balance sheet   ·   Sales budget   ·   Cash budget   ·   activity-based budgeting</w:t>
             </w:r>
           </w:p>
         </w:tc>
@@ -10567,14 +10976,14 @@
                 <w:sz w:val="16"/>
                 <w:szCs w:val="16"/>
               </w:rPr>
-              <w:t xml:space="preserve">11  </w:t>
-            </w:r>
-            <w:r>
-              <w:rPr>
-                <w:sz w:val="16"/>
-                <w:szCs w:val="16"/>
-              </w:rPr>
-              <w:t xml:space="preserve">operating</w:t>
+              <w:t xml:space="preserve">12  </w:t>
+            </w:r>
+            <w:r>
+              <w:rPr>
+                <w:sz w:val="16"/>
+                <w:szCs w:val="16"/>
+              </w:rPr>
+              <w:t xml:space="preserve">components</w:t>
             </w:r>
           </w:p>
         </w:tc>
@@ -10635,14 +11044,14 @@
                 <w:sz w:val="16"/>
                 <w:szCs w:val="16"/>
               </w:rPr>
-              <w:t xml:space="preserve">12  </w:t>
-            </w:r>
-            <w:r>
-              <w:rPr>
-                <w:sz w:val="16"/>
-                <w:szCs w:val="16"/>
-              </w:rPr>
-              <w:t xml:space="preserve">activity-based</w:t>
+              <w:t xml:space="preserve">13  </w:t>
+            </w:r>
+            <w:r>
+              <w:rPr>
+                <w:sz w:val="16"/>
+                <w:szCs w:val="16"/>
+              </w:rPr>
+              <w:t xml:space="preserve">operating</w:t>
             </w:r>
           </w:p>
         </w:tc>
@@ -10703,14 +11112,14 @@
                 <w:sz w:val="16"/>
                 <w:szCs w:val="16"/>
               </w:rPr>
-              <w:t xml:space="preserve">13  </w:t>
-            </w:r>
-            <w:r>
-              <w:rPr>
-                <w:sz w:val="16"/>
-                <w:szCs w:val="16"/>
-              </w:rPr>
-              <w:t xml:space="preserve">Deliveries</w:t>
+              <w:t xml:space="preserve">14  </w:t>
+            </w:r>
+            <w:r>
+              <w:rPr>
+                <w:sz w:val="16"/>
+                <w:szCs w:val="16"/>
+              </w:rPr>
+              <w:t xml:space="preserve">activity-based</w:t>
             </w:r>
           </w:p>
         </w:tc>
@@ -10771,14 +11180,14 @@
                 <w:sz w:val="16"/>
                 <w:szCs w:val="16"/>
               </w:rPr>
-              <w:t xml:space="preserve">14  </w:t>
-            </w:r>
-            <w:r>
-              <w:rPr>
-                <w:sz w:val="16"/>
-                <w:szCs w:val="16"/>
-              </w:rPr>
-              <w:t xml:space="preserve">Returns</w:t>
+              <w:t xml:space="preserve">15  </w:t>
+            </w:r>
+            <w:r>
+              <w:rPr>
+                <w:sz w:val="16"/>
+                <w:szCs w:val="16"/>
+              </w:rPr>
+              <w:t xml:space="preserve">Customer orders</w:t>
             </w:r>
           </w:p>
         </w:tc>
@@ -10839,14 +11248,14 @@
                 <w:sz w:val="16"/>
                 <w:szCs w:val="16"/>
               </w:rPr>
-              <w:t xml:space="preserve">15  </w:t>
-            </w:r>
-            <w:r>
-              <w:rPr>
-                <w:sz w:val="16"/>
-                <w:szCs w:val="16"/>
-              </w:rPr>
-              <w:t xml:space="preserve">7,100 hours × $30 = $213,000</w:t>
+              <w:t xml:space="preserve">16  </w:t>
+            </w:r>
+            <w:r>
+              <w:rPr>
+                <w:sz w:val="16"/>
+                <w:szCs w:val="16"/>
+              </w:rPr>
+              <w:t xml:space="preserve">Returns</w:t>
             </w:r>
           </w:p>
         </w:tc>
@@ -10907,14 +11316,14 @@
                 <w:sz w:val="16"/>
                 <w:szCs w:val="16"/>
               </w:rPr>
-              <w:t xml:space="preserve">16  </w:t>
-            </w:r>
-            <w:r>
-              <w:rPr>
-                <w:sz w:val="16"/>
-                <w:szCs w:val="16"/>
-              </w:rPr>
-              <w:t xml:space="preserve">Delivery cost budget</w:t>
+              <w:t xml:space="preserve">17  </w:t>
+            </w:r>
+            <w:r>
+              <w:rPr>
+                <w:sz w:val="16"/>
+                <w:szCs w:val="16"/>
+              </w:rPr>
+              <w:t xml:space="preserve">1,290 tests × $60 = $77,400</w:t>
             </w:r>
           </w:p>
         </w:tc>
@@ -10975,14 +11384,14 @@
                 <w:sz w:val="16"/>
                 <w:szCs w:val="16"/>
               </w:rPr>
-              <w:t xml:space="preserve">17  </w:t>
-            </w:r>
-            <w:r>
-              <w:rPr>
-                <w:sz w:val="16"/>
-                <w:szCs w:val="16"/>
-              </w:rPr>
-              <w:t xml:space="preserve">Capital expenditure budget</w:t>
+              <w:t xml:space="preserve">18  </w:t>
+            </w:r>
+            <w:r>
+              <w:rPr>
+                <w:sz w:val="16"/>
+                <w:szCs w:val="16"/>
+              </w:rPr>
+              <w:t xml:space="preserve">Sales budget</w:t>
             </w:r>
           </w:p>
         </w:tc>
@@ -11017,7 +11426,7 @@
                 <w:sz w:val="16"/>
                 <w:szCs w:val="16"/>
               </w:rPr>
-              <w:t xml:space="preserve">Receiving and cleaning</w:t>
+              <w:t xml:space="preserve">za'atar</w:t>
             </w:r>
           </w:p>
         </w:tc>
@@ -11043,14 +11452,14 @@
                 <w:sz w:val="16"/>
                 <w:szCs w:val="16"/>
               </w:rPr>
-              <w:t xml:space="preserve">18  </w:t>
-            </w:r>
-            <w:r>
-              <w:rPr>
-                <w:sz w:val="16"/>
-                <w:szCs w:val="16"/>
-              </w:rPr>
-              <w:t xml:space="preserve">Budgeted balance sheet</w:t>
+              <w:t xml:space="preserve">19  </w:t>
+            </w:r>
+            <w:r>
+              <w:rPr>
+                <w:sz w:val="16"/>
+                <w:szCs w:val="16"/>
+              </w:rPr>
+              <w:t xml:space="preserve">Cash budget</w:t>
             </w:r>
           </w:p>
         </w:tc>
@@ -11085,7 +11494,7 @@
                 <w:sz w:val="16"/>
                 <w:szCs w:val="16"/>
               </w:rPr>
-              <w:t xml:space="preserve">Quality testing</w:t>
+              <w:t xml:space="preserve">facility</w:t>
             </w:r>
           </w:p>
         </w:tc>
@@ -11111,14 +11520,14 @@
                 <w:sz w:val="16"/>
                 <w:szCs w:val="16"/>
               </w:rPr>
-              <w:t xml:space="preserve">19  </w:t>
-            </w:r>
-            <w:r>
-              <w:rPr>
-                <w:sz w:val="16"/>
-                <w:szCs w:val="16"/>
-              </w:rPr>
-              <w:t xml:space="preserve">master budget</w:t>
+              <w:t xml:space="preserve">20  </w:t>
+            </w:r>
+            <w:r>
+              <w:rPr>
+                <w:sz w:val="16"/>
+                <w:szCs w:val="16"/>
+              </w:rPr>
+              <w:t xml:space="preserve">Budgeted balance sheet</w:t>
             </w:r>
           </w:p>
         </w:tc>
@@ -11153,7 +11562,7 @@
                 <w:sz w:val="16"/>
                 <w:szCs w:val="16"/>
               </w:rPr>
-              <w:t xml:space="preserve">components</w:t>
+              <w:t xml:space="preserve">Blending setups</w:t>
             </w:r>
           </w:p>
         </w:tc>
@@ -11179,7 +11588,75 @@
                 <w:sz w:val="16"/>
                 <w:szCs w:val="16"/>
               </w:rPr>
-              <w:t xml:space="preserve">20  </w:t>
+              <w:t xml:space="preserve">21  </w:t>
+            </w:r>
+            <w:r>
+              <w:rPr>
+                <w:sz w:val="16"/>
+                <w:szCs w:val="16"/>
+              </w:rPr>
+              <w:t xml:space="preserve">master budget</w:t>
+            </w:r>
+          </w:p>
+        </w:tc>
+      </w:tr>
+      <w:tr>
+        <w:tc>
+          <w:tcPr>
+            <w:tcW w:type="pct" w:w="2500"/>
+            <w:tcMar>
+              <w:top w:type="dxa" w:w="20"/>
+              <w:left w:type="dxa" w:w="80"/>
+              <w:bottom w:type="dxa" w:w="20"/>
+              <w:right w:type="dxa" w:w="80"/>
+            </w:tcMar>
+          </w:tcPr>
+          <w:p>
+            <w:pPr>
+              <w:spacing w:before="12" w:after="12"/>
+            </w:pPr>
+            <w:r>
+              <w:rPr>
+                <w:b/>
+                <w:bCs/>
+                <w:color w:val="8186EF"/>
+                <w:sz w:val="16"/>
+                <w:szCs w:val="16"/>
+              </w:rPr>
+              <w:t xml:space="preserve">11  </w:t>
+            </w:r>
+            <w:r>
+              <w:rPr>
+                <w:sz w:val="16"/>
+                <w:szCs w:val="16"/>
+              </w:rPr>
+              <w:t xml:space="preserve">Quality testing</w:t>
+            </w:r>
+          </w:p>
+        </w:tc>
+        <w:tc>
+          <w:tcPr>
+            <w:tcW w:type="pct" w:w="2500"/>
+            <w:tcMar>
+              <w:top w:type="dxa" w:w="20"/>
+              <w:left w:type="dxa" w:w="80"/>
+              <w:bottom w:type="dxa" w:w="20"/>
+              <w:right w:type="dxa" w:w="80"/>
+            </w:tcMar>
+          </w:tcPr>
+          <w:p>
+            <w:pPr>
+              <w:spacing w:before="12" w:after="12"/>
+            </w:pPr>
+            <w:r>
+              <w:rPr>
+                <w:b/>
+                <w:bCs/>
+                <w:color w:val="8186EF"/>
+                <w:sz w:val="16"/>
+                <w:szCs w:val="16"/>
+              </w:rPr>
+              <w:t xml:space="preserve">22  </w:t>
             </w:r>
             <w:r>
               <w:rPr>
@@ -11246,6 +11723,30 @@
           <w:szCs w:val="15"/>
         </w:rPr>
         <w:t xml:space="preserve">Summary 2   </w:t>
+      </w:r>
+      <w:r>
+        <w:rPr>
+          <w:color w:val="6B7280"/>
+          <w:sz w:val="15"/>
+          <w:szCs w:val="15"/>
+        </w:rPr>
+        <w:t xml:space="preserve">The fall in za'atar volume cuts setups and tests; the rise in lentils adds packing hours; facility costs stay the same.</w:t>
+      </w:r>
+    </w:p>
+    <w:p>
+      <w:pPr>
+        <w:spacing w:before="20" w:after="20"/>
+        <w:ind w:left="240" w:hanging="240"/>
+      </w:pPr>
+      <w:r>
+        <w:rPr>
+          <w:b/>
+          <w:bCs/>
+          <w:color w:val="353A7C"/>
+          <w:sz w:val="15"/>
+          <w:szCs w:val="15"/>
+        </w:rPr>
+        <w:t xml:space="preserve">Summary 3   </w:t>
       </w:r>
       <w:r>
         <w:rPr>
@@ -12174,7 +12675,7 @@
               <w:sz w:val="16"/>
               <w:szCs w:val="16"/>
             </w:rPr>
-            <w:t xml:space="preserve"> of 1</w:t>
+            <w:t xml:space="preserve"> of 2</w:t>
           </w:r>
         </w:p>
       </w:tc>

--- a/CMA_Summaries_B3_Ch04.docx
+++ b/CMA_Summaries_B3_Ch04.docx
@@ -244,7 +244,7 @@
           <w:sz w:val="19"/>
           <w:szCs w:val="19"/>
         </w:rPr>
-        <w:t xml:space="preserve">The </w:t>
+        <w:t xml:space="preserve">The master budget is the </w:t>
       </w:r>
       <w:r>
         <w:rPr>
@@ -276,7 +276,14 @@
           <w:sz w:val="19"/>
           <w:szCs w:val="19"/>
         </w:rPr>
-        <w:t xml:space="preserve"> budget is the </w:t>
+        <w:t xml:space="preserve"> annual budget of the organization. </w:t>
+      </w:r>
+      <w:r>
+        <w:rPr>
+          <w:sz w:val="19"/>
+          <w:szCs w:val="19"/>
+        </w:rPr>
+        <w:t xml:space="preserve">Its purpose is to plan and coordinate every unit for one year, usually split into </w:t>
       </w:r>
       <w:r>
         <w:rPr>
@@ -308,14 +315,14 @@
           <w:sz w:val="19"/>
           <w:szCs w:val="19"/>
         </w:rPr>
-        <w:t xml:space="preserve"> annual budget of the organization. </w:t>
-      </w:r>
-      <w:r>
-        <w:rPr>
-          <w:sz w:val="19"/>
-          <w:szCs w:val="19"/>
-        </w:rPr>
-        <w:t xml:space="preserve">Its purpose is to plan and </w:t>
+        <w:t xml:space="preserve"> and months. </w:t>
+      </w:r>
+      <w:r>
+        <w:rPr>
+          <w:sz w:val="19"/>
+          <w:szCs w:val="19"/>
+        </w:rPr>
+        <w:t xml:space="preserve">Every organization </w:t>
       </w:r>
       <w:r>
         <w:rPr>
@@ -333,7 +340,7 @@
           <w:sz w:val="19"/>
           <w:szCs w:val="19"/>
         </w:rPr>
-        <w:t xml:space="preserve">            </w:t>
+        <w:t xml:space="preserve">           </w:t>
       </w:r>
       <w:r>
         <w:rPr>
@@ -347,7 +354,14 @@
           <w:sz w:val="19"/>
           <w:szCs w:val="19"/>
         </w:rPr>
-        <w:t xml:space="preserve"> every unit for one year, usually split into </w:t>
+        <w:t xml:space="preserve"> one. </w:t>
+      </w:r>
+      <w:r>
+        <w:rPr>
+          <w:sz w:val="19"/>
+          <w:szCs w:val="19"/>
+        </w:rPr>
+        <w:t xml:space="preserve">It has two groups of </w:t>
       </w:r>
       <w:r>
         <w:rPr>
@@ -365,7 +379,7 @@
           <w:sz w:val="19"/>
           <w:szCs w:val="19"/>
         </w:rPr>
-        <w:t xml:space="preserve">           </w:t>
+        <w:t xml:space="preserve">            </w:t>
       </w:r>
       <w:r>
         <w:rPr>
@@ -379,14 +393,14 @@
           <w:sz w:val="19"/>
           <w:szCs w:val="19"/>
         </w:rPr>
-        <w:t xml:space="preserve"> and months. </w:t>
-      </w:r>
-      <w:r>
-        <w:rPr>
-          <w:sz w:val="19"/>
-          <w:szCs w:val="19"/>
-        </w:rPr>
-        <w:t xml:space="preserve">Every organization </w:t>
+        <w:t xml:space="preserve">. </w:t>
+      </w:r>
+      <w:r>
+        <w:rPr>
+          <w:sz w:val="19"/>
+          <w:szCs w:val="19"/>
+        </w:rPr>
+        <w:t xml:space="preserve">The </w:t>
       </w:r>
       <w:r>
         <w:rPr>
@@ -418,14 +432,7 @@
           <w:sz w:val="19"/>
           <w:szCs w:val="19"/>
         </w:rPr>
-        <w:t xml:space="preserve"> one. </w:t>
-      </w:r>
-      <w:r>
-        <w:rPr>
-          <w:sz w:val="19"/>
-          <w:szCs w:val="19"/>
-        </w:rPr>
-        <w:t xml:space="preserve">It has two groups of </w:t>
+        <w:t xml:space="preserve"> budget plans sales, production and costs, and ends in the budgeted income </w:t>
       </w:r>
       <w:r>
         <w:rPr>
@@ -443,7 +450,7 @@
           <w:sz w:val="19"/>
           <w:szCs w:val="19"/>
         </w:rPr>
-        <w:t xml:space="preserve">            </w:t>
+        <w:t xml:space="preserve">           </w:t>
       </w:r>
       <w:r>
         <w:rPr>
@@ -496,7 +503,7 @@
           <w:sz w:val="19"/>
           <w:szCs w:val="19"/>
         </w:rPr>
-        <w:t xml:space="preserve"> budget plans sales, production and costs, and ends in the budgeted income </w:t>
+        <w:t xml:space="preserve"> budget plans capital </w:t>
       </w:r>
       <w:r>
         <w:rPr>
@@ -528,14 +535,14 @@
           <w:sz w:val="19"/>
           <w:szCs w:val="19"/>
         </w:rPr>
-        <w:t xml:space="preserve">. </w:t>
-      </w:r>
-      <w:r>
-        <w:rPr>
-          <w:sz w:val="19"/>
-          <w:szCs w:val="19"/>
-        </w:rPr>
-        <w:t xml:space="preserve">The </w:t>
+        <w:t xml:space="preserve"> and cash, and ends in the budgeted balance sheet. </w:t>
+      </w:r>
+      <w:r>
+        <w:rPr>
+          <w:sz w:val="19"/>
+          <w:szCs w:val="19"/>
+        </w:rPr>
+        <w:t xml:space="preserve">The sales budget sets production; production sets </w:t>
       </w:r>
       <w:r>
         <w:rPr>
@@ -567,14 +574,7 @@
           <w:sz w:val="19"/>
           <w:szCs w:val="19"/>
         </w:rPr>
-        <w:t xml:space="preserve"> budget plans capital spending and cash, and ends in the budgeted balance sheet. </w:t>
-      </w:r>
-      <w:r>
-        <w:rPr>
-          <w:sz w:val="19"/>
-          <w:szCs w:val="19"/>
-        </w:rPr>
-        <w:t xml:space="preserve">The sales budget sets production; production sets materials, labor and overhead; these set the cost of goods sold. </w:t>
+        <w:t xml:space="preserve">, labor and overhead; these set the cost of goods sold. </w:t>
       </w:r>
       <w:r>
         <w:rPr>
@@ -639,7 +639,7 @@
                 <w:sz w:val="16"/>
                 <w:szCs w:val="16"/>
               </w:rPr>
-              <w:t xml:space="preserve">statement   ·   coordinate   ·   quarters   ·   prepares   ·   financial   ·   master   ·   operating   ·   components   ·   complete   ·   production</w:t>
+              <w:t xml:space="preserve">spending   ·   prepares   ·   components   ·   operating   ·   materials   ·   complete   ·   financial   ·   statement   ·   quarters   ·   capital</w:t>
             </w:r>
           </w:p>
         </w:tc>
@@ -1699,7 +1699,7 @@
                 <w:sz w:val="16"/>
                 <w:szCs w:val="16"/>
               </w:rPr>
-              <w:t xml:space="preserve">operating</w:t>
+              <w:t xml:space="preserve">financial</w:t>
             </w:r>
           </w:p>
         </w:tc>
@@ -1767,7 +1767,7 @@
                 <w:sz w:val="16"/>
                 <w:szCs w:val="16"/>
               </w:rPr>
-              <w:t xml:space="preserve">statement</w:t>
+              <w:t xml:space="preserve">spending</w:t>
             </w:r>
           </w:p>
         </w:tc>
@@ -1835,7 +1835,7 @@
                 <w:sz w:val="16"/>
                 <w:szCs w:val="16"/>
               </w:rPr>
-              <w:t xml:space="preserve">financial</w:t>
+              <w:t xml:space="preserve">materials</w:t>
             </w:r>
           </w:p>
         </w:tc>
@@ -1870,7 +1870,7 @@
                 <w:sz w:val="16"/>
                 <w:szCs w:val="16"/>
               </w:rPr>
-              <w:t xml:space="preserve">master</w:t>
+              <w:t xml:space="preserve">complete</w:t>
             </w:r>
           </w:p>
         </w:tc>
@@ -1938,7 +1938,7 @@
                 <w:sz w:val="16"/>
                 <w:szCs w:val="16"/>
               </w:rPr>
-              <w:t xml:space="preserve">complete</w:t>
+              <w:t xml:space="preserve">quarters</w:t>
             </w:r>
           </w:p>
         </w:tc>
@@ -2006,7 +2006,7 @@
                 <w:sz w:val="16"/>
                 <w:szCs w:val="16"/>
               </w:rPr>
-              <w:t xml:space="preserve">coordinate</w:t>
+              <w:t xml:space="preserve">prepares</w:t>
             </w:r>
           </w:p>
         </w:tc>
@@ -2074,7 +2074,7 @@
                 <w:sz w:val="16"/>
                 <w:szCs w:val="16"/>
               </w:rPr>
-              <w:t xml:space="preserve">quarters</w:t>
+              <w:t xml:space="preserve">components</w:t>
             </w:r>
           </w:p>
         </w:tc>
@@ -2142,7 +2142,7 @@
                 <w:sz w:val="16"/>
                 <w:szCs w:val="16"/>
               </w:rPr>
-              <w:t xml:space="preserve">prepares</w:t>
+              <w:t xml:space="preserve">operating</w:t>
             </w:r>
           </w:p>
         </w:tc>
@@ -2210,7 +2210,7 @@
                 <w:sz w:val="16"/>
                 <w:szCs w:val="16"/>
               </w:rPr>
-              <w:t xml:space="preserve">components</w:t>
+              <w:t xml:space="preserve">statement</w:t>
             </w:r>
           </w:p>
         </w:tc>
@@ -2804,7 +2804,7 @@
           <w:sz w:val="19"/>
           <w:szCs w:val="19"/>
         </w:rPr>
-        <w:t xml:space="preserve">, and a shortage of cash or capacity found late in the process may send the planners back to change the sales or </w:t>
+        <w:t xml:space="preserve">, and a shortage of cash or </w:t>
       </w:r>
       <w:r>
         <w:rPr>
@@ -2822,7 +2822,7 @@
           <w:sz w:val="19"/>
           <w:szCs w:val="19"/>
         </w:rPr>
-        <w:t xml:space="preserve">            </w:t>
+        <w:t xml:space="preserve">           </w:t>
       </w:r>
       <w:r>
         <w:rPr>
@@ -2836,7 +2836,7 @@
           <w:sz w:val="19"/>
           <w:szCs w:val="19"/>
         </w:rPr>
-        <w:t xml:space="preserve"> plan. </w:t>
+        <w:t xml:space="preserve"> found late in the process may send the planners back to change the sales or production plan. </w:t>
       </w:r>
     </w:p>
     <w:tbl>
@@ -2894,7 +2894,7 @@
                 <w:sz w:val="16"/>
                 <w:szCs w:val="16"/>
               </w:rPr>
-              <w:t xml:space="preserve">depends   ·   single   ·   reviewed   ·   Beverages   ·   production</w:t>
+              <w:t xml:space="preserve">because   ·   single   ·   reviewed   ·   Beverages   ·   capacity</w:t>
             </w:r>
           </w:p>
         </w:tc>
@@ -3013,7 +3013,7 @@
           <w:sz w:val="19"/>
           <w:szCs w:val="19"/>
         </w:rPr>
-        <w:t xml:space="preserve"> that starts the master budget with </w:t>
+        <w:t xml:space="preserve"> that starts the master budget with production, </w:t>
       </w:r>
       <w:r>
         <w:rPr>
@@ -3031,7 +3031,7 @@
           <w:sz w:val="19"/>
           <w:szCs w:val="19"/>
         </w:rPr>
-        <w:t xml:space="preserve">            </w:t>
+        <w:t xml:space="preserve">           </w:t>
       </w:r>
       <w:r>
         <w:rPr>
@@ -3045,7 +3045,7 @@
           <w:sz w:val="19"/>
           <w:szCs w:val="19"/>
         </w:rPr>
-        <w:t xml:space="preserve">, purchases or cash has the order wrong. </w:t>
+        <w:t xml:space="preserve"> or cash has the order wrong. </w:t>
       </w:r>
       <w:r>
         <w:rPr>
@@ -3110,7 +3110,7 @@
                 <w:sz w:val="16"/>
                 <w:szCs w:val="16"/>
               </w:rPr>
-              <w:t xml:space="preserve">process   ·   answer   ·   production</w:t>
+              <w:t xml:space="preserve">process   ·   answer   ·   purchases</w:t>
             </w:r>
           </w:p>
         </w:tc>
@@ -3519,7 +3519,7 @@
                 <w:sz w:val="16"/>
                 <w:szCs w:val="16"/>
               </w:rPr>
-              <w:t xml:space="preserve">production</w:t>
+              <w:t xml:space="preserve">capacity</w:t>
             </w:r>
           </w:p>
         </w:tc>
@@ -3655,7 +3655,7 @@
                 <w:sz w:val="16"/>
                 <w:szCs w:val="16"/>
               </w:rPr>
-              <w:t xml:space="preserve">production</w:t>
+              <w:t xml:space="preserve">purchases</w:t>
             </w:r>
           </w:p>
         </w:tc>
@@ -3866,7 +3866,7 @@
           <w:sz w:val="19"/>
           <w:szCs w:val="19"/>
         </w:rPr>
-        <w:t xml:space="preserve">A project </w:t>
+        <w:t xml:space="preserve">A project budget plans the costs of one project over its whole life, which may be </w:t>
       </w:r>
       <w:r>
         <w:rPr>
@@ -3898,7 +3898,14 @@
           <w:sz w:val="19"/>
           <w:szCs w:val="19"/>
         </w:rPr>
-        <w:t xml:space="preserve"> plans the costs of one project over its whole life, which may be </w:t>
+        <w:t xml:space="preserve"> or longer than a year. </w:t>
+      </w:r>
+      <w:r>
+        <w:rPr>
+          <w:sz w:val="19"/>
+          <w:szCs w:val="19"/>
+        </w:rPr>
+        <w:t xml:space="preserve">It is used for building a plant, </w:t>
       </w:r>
       <w:r>
         <w:rPr>
@@ -3916,7 +3923,7 @@
           <w:sz w:val="19"/>
           <w:szCs w:val="19"/>
         </w:rPr>
-        <w:t xml:space="preserve">           </w:t>
+        <w:t xml:space="preserve">            </w:t>
       </w:r>
       <w:r>
         <w:rPr>
@@ -3930,14 +3937,7 @@
           <w:sz w:val="19"/>
           <w:szCs w:val="19"/>
         </w:rPr>
-        <w:t xml:space="preserve"> or longer than a year. </w:t>
-      </w:r>
-      <w:r>
-        <w:rPr>
-          <w:sz w:val="19"/>
-          <w:szCs w:val="19"/>
-        </w:rPr>
-        <w:t xml:space="preserve">It is used for building a plant, </w:t>
+        <w:t xml:space="preserve"> a new line, </w:t>
       </w:r>
       <w:r>
         <w:rPr>
@@ -3955,7 +3955,7 @@
           <w:sz w:val="19"/>
           <w:szCs w:val="19"/>
         </w:rPr>
-        <w:t xml:space="preserve">            </w:t>
+        <w:t xml:space="preserve">           </w:t>
       </w:r>
       <w:r>
         <w:rPr>
@@ -3969,7 +3969,7 @@
           <w:sz w:val="19"/>
           <w:szCs w:val="19"/>
         </w:rPr>
-        <w:t xml:space="preserve"> a new line, launching a product or putting in a new system. </w:t>
+        <w:t xml:space="preserve"> a product or putting in a new system. </w:t>
       </w:r>
     </w:p>
     <w:tbl>
@@ -4027,7 +4027,7 @@
                 <w:sz w:val="16"/>
                 <w:szCs w:val="16"/>
               </w:rPr>
-              <w:t xml:space="preserve">capital   ·   installing   ·   shorter   ·   budget</w:t>
+              <w:t xml:space="preserve">operating   ·   launching   ·   installing   ·   shorter</w:t>
             </w:r>
           </w:p>
         </w:tc>
@@ -4279,7 +4279,7 @@
       <w:r>
         <w:drawing>
           <wp:inline distT="0" distB="0" distL="0" distR="0">
-            <wp:extent cx="5734050" cy="2550150"/>
+            <wp:extent cx="5734050" cy="2519975"/>
             <wp:effectExtent t="0" r="0" b="0" l="0"/>
             <wp:docPr id="1" name="" descr="" title=""/>
             <wp:cNvGraphicFramePr>
@@ -4304,7 +4304,7 @@
                   <pic:spPr bwMode="auto">
                     <a:xfrm>
                       <a:off x="0" y="0"/>
-                      <a:ext cx="5734050" cy="2550150"/>
+                      <a:ext cx="5734050" cy="2519975"/>
                     </a:xfrm>
                     <a:prstGeom prst="rect">
                       <a:avLst/>
@@ -5037,7 +5037,7 @@
                 <w:sz w:val="16"/>
                 <w:szCs w:val="16"/>
               </w:rPr>
-              <w:t xml:space="preserve">budget</w:t>
+              <w:t xml:space="preserve">shorter</w:t>
             </w:r>
           </w:p>
         </w:tc>
@@ -5105,7 +5105,7 @@
                 <w:sz w:val="16"/>
                 <w:szCs w:val="16"/>
               </w:rPr>
-              <w:t xml:space="preserve">shorter</w:t>
+              <w:t xml:space="preserve">installing</w:t>
             </w:r>
           </w:p>
         </w:tc>
@@ -5173,7 +5173,7 @@
                 <w:sz w:val="16"/>
                 <w:szCs w:val="16"/>
               </w:rPr>
-              <w:t xml:space="preserve">installing</w:t>
+              <w:t xml:space="preserve">launching</w:t>
             </w:r>
           </w:p>
         </w:tc>
@@ -6209,7 +6209,7 @@
       <w:r>
         <w:drawing>
           <wp:inline distT="0" distB="0" distL="0" distR="0">
-            <wp:extent cx="5734050" cy="2550150"/>
+            <wp:extent cx="5734050" cy="3470600"/>
             <wp:effectExtent t="0" r="0" b="0" l="0"/>
             <wp:docPr id="1" name="" descr="" title=""/>
             <wp:cNvGraphicFramePr>
@@ -6234,7 +6234,7 @@
                   <pic:spPr bwMode="auto">
                     <a:xfrm>
                       <a:off x="0" y="0"/>
-                      <a:ext cx="5734050" cy="2550150"/>
+                      <a:ext cx="5734050" cy="3470600"/>
                     </a:xfrm>
                     <a:prstGeom prst="rect">
                       <a:avLst/>
@@ -6358,6 +6358,18 @@
     <w:p/>
     <w:p>
       <w:pPr>
+        <w:pageBreakBefore w:val="true"/>
+        <w:spacing w:after="0"/>
+      </w:pPr>
+      <w:r>
+        <w:rPr>
+          <w:sz w:val="2"/>
+        </w:rPr>
+        <w:t xml:space="preserve"> </w:t>
+      </w:r>
+    </w:p>
+    <w:p>
+      <w:pPr>
         <w:spacing w:before="44" w:after="14"/>
       </w:pPr>
       <w:r>
@@ -6428,7 +6440,7 @@
           <w:sz w:val="19"/>
           <w:szCs w:val="19"/>
         </w:rPr>
-        <w:t xml:space="preserve"> budget would take last year's </w:t>
+        <w:t xml:space="preserve"> budget would take last </w:t>
       </w:r>
       <w:r>
         <w:rPr>
@@ -6460,7 +6472,7 @@
           <w:sz w:val="19"/>
           <w:szCs w:val="19"/>
         </w:rPr>
-        <w:t xml:space="preserve"> of $900,000 and add 3%, giving $927,000. </w:t>
+        <w:t xml:space="preserve"> overhead of $900,000 and add 3%, giving $927,000. </w:t>
       </w:r>
     </w:p>
     <w:tbl>
@@ -6518,25 +6530,13 @@
                 <w:sz w:val="16"/>
                 <w:szCs w:val="16"/>
               </w:rPr>
-              <w:t xml:space="preserve">budgeted   ·   traditional   ·   overhead</w:t>
+              <w:t xml:space="preserve">activity   ·   traditional   ·   year's</w:t>
             </w:r>
           </w:p>
         </w:tc>
       </w:tr>
     </w:tbl>
     <w:p/>
-    <w:p>
-      <w:pPr>
-        <w:pageBreakBefore w:val="true"/>
-        <w:spacing w:after="0"/>
-      </w:pPr>
-      <w:r>
-        <w:rPr>
-          <w:sz w:val="2"/>
-        </w:rPr>
-        <w:t xml:space="preserve"> </w:t>
-      </w:r>
-    </w:p>
     <w:tbl>
       <w:tblPr>
         <w:tblW w:type="pct" w:w="100%"/>
@@ -7160,7 +7160,7 @@
                 <w:sz w:val="16"/>
                 <w:szCs w:val="16"/>
               </w:rPr>
-              <w:t xml:space="preserve">overhead</w:t>
+              <w:t xml:space="preserve">year's</w:t>
             </w:r>
           </w:p>
         </w:tc>
@@ -7824,7 +7824,7 @@
                 <w:sz w:val="16"/>
                 <w:szCs w:val="16"/>
               </w:rPr>
-              <w:t xml:space="preserve">Hard to estimate new work; shared costs may be missed   ·   Takes time; can become fixed and out of date   ·   Controls a project over its whole life   ·   Shows why overhead changes; finds waste</w:t>
+              <w:t xml:space="preserve">Hard to estimate new work; shared costs may be missed   ·   Takes time; can become fixed and out of date   ·   Needs activity data; costly to set up and maintain   ·   Shows why overhead changes; finds waste</w:t>
             </w:r>
           </w:p>
         </w:tc>
@@ -7864,7 +7864,7 @@
           <w:sz w:val="19"/>
           <w:szCs w:val="19"/>
         </w:rPr>
-        <w:t xml:space="preserve">The master budget </w:t>
+        <w:t xml:space="preserve">The master budget coordinates </w:t>
       </w:r>
       <w:r>
         <w:rPr>
@@ -7882,7 +7882,7 @@
           <w:sz w:val="19"/>
           <w:szCs w:val="19"/>
         </w:rPr>
-        <w:t xml:space="preserve">             </w:t>
+        <w:t xml:space="preserve">            </w:t>
       </w:r>
       <w:r>
         <w:rPr>
@@ -7896,7 +7896,7 @@
           <w:sz w:val="19"/>
           <w:szCs w:val="19"/>
         </w:rPr>
-        <w:t xml:space="preserve"> everything but can </w:t>
+        <w:t xml:space="preserve"> but can become a fixed </w:t>
       </w:r>
       <w:r>
         <w:rPr>
@@ -7928,14 +7928,14 @@
           <w:sz w:val="19"/>
           <w:szCs w:val="19"/>
         </w:rPr>
-        <w:t xml:space="preserve"> a fixed ritual. </w:t>
-      </w:r>
-      <w:r>
-        <w:rPr>
-          <w:sz w:val="19"/>
-          <w:szCs w:val="19"/>
-        </w:rPr>
-        <w:t xml:space="preserve">The project budget </w:t>
+        <w:t xml:space="preserve">. </w:t>
+      </w:r>
+      <w:r>
+        <w:rPr>
+          <w:sz w:val="19"/>
+          <w:szCs w:val="19"/>
+        </w:rPr>
+        <w:t xml:space="preserve">The project budget controls a project well but may miss costs shared with the rest of the </w:t>
       </w:r>
       <w:r>
         <w:rPr>
@@ -7967,7 +7967,14 @@
           <w:sz w:val="19"/>
           <w:szCs w:val="19"/>
         </w:rPr>
-        <w:t xml:space="preserve"> a project well but may miss costs shared with the rest of the </w:t>
+        <w:t xml:space="preserve">. </w:t>
+      </w:r>
+      <w:r>
+        <w:rPr>
+          <w:sz w:val="19"/>
+          <w:szCs w:val="19"/>
+        </w:rPr>
+        <w:t xml:space="preserve">The activity-based budget </w:t>
       </w:r>
       <w:r>
         <w:rPr>
@@ -7999,14 +8006,14 @@
           <w:sz w:val="19"/>
           <w:szCs w:val="19"/>
         </w:rPr>
-        <w:t xml:space="preserve">. </w:t>
-      </w:r>
-      <w:r>
-        <w:rPr>
-          <w:sz w:val="19"/>
-          <w:szCs w:val="19"/>
-        </w:rPr>
-        <w:t xml:space="preserve">The activity-based budget </w:t>
+        <w:t xml:space="preserve"> overhead but needs activity data that many companies do not have. </w:t>
+      </w:r>
+      <w:r>
+        <w:rPr>
+          <w:sz w:val="19"/>
+          <w:szCs w:val="19"/>
+        </w:rPr>
+        <w:t xml:space="preserve">Companies </w:t>
       </w:r>
       <w:r>
         <w:rPr>
@@ -8038,7 +8045,7 @@
           <w:sz w:val="19"/>
           <w:szCs w:val="19"/>
         </w:rPr>
-        <w:t xml:space="preserve"> overhead but needs </w:t>
+        <w:t xml:space="preserve"> combine the systems: a master budget for the whole company, project budgets for major </w:t>
       </w:r>
       <w:r>
         <w:rPr>
@@ -8056,7 +8063,7 @@
           <w:sz w:val="19"/>
           <w:szCs w:val="19"/>
         </w:rPr>
-        <w:t xml:space="preserve">           </w:t>
+        <w:t xml:space="preserve">             </w:t>
       </w:r>
       <w:r>
         <w:rPr>
@@ -8070,14 +8077,7 @@
           <w:sz w:val="19"/>
           <w:szCs w:val="19"/>
         </w:rPr>
-        <w:t xml:space="preserve"> data that many companies do not have. </w:t>
-      </w:r>
-      <w:r>
-        <w:rPr>
-          <w:sz w:val="19"/>
-          <w:szCs w:val="19"/>
-        </w:rPr>
-        <w:t xml:space="preserve">Companies usually combine the systems: a master budget for the whole company, project budgets for major investments, and activity-based budgets where overhead is large and varied. </w:t>
+        <w:t xml:space="preserve">, and activity-based budgets where overhead is large and varied. </w:t>
       </w:r>
     </w:p>
     <w:tbl>
@@ -8135,7 +8135,7 @@
                 <w:sz w:val="16"/>
                 <w:szCs w:val="16"/>
               </w:rPr>
-              <w:t xml:space="preserve">activity   ·   business   ·   controls   ·   coordinates   ·   become   ·   usually   ·   explains</w:t>
+              <w:t xml:space="preserve">investments   ·   explains   ·   business   ·   everything   ·   ritual   ·   budgets   ·   usually</w:t>
             </w:r>
           </w:p>
         </w:tc>
@@ -8271,7 +8271,7 @@
                 <w:sz w:val="16"/>
                 <w:szCs w:val="16"/>
               </w:rPr>
-              <w:t xml:space="preserve">activity-based budgeting   ·   project budget   ·   master budget</w:t>
+              <w:t xml:space="preserve">project budget   ·   activity-based budgeting</w:t>
             </w:r>
           </w:p>
         </w:tc>
@@ -8401,7 +8401,7 @@
                 <w:sz w:val="16"/>
                 <w:szCs w:val="16"/>
               </w:rPr>
-              <w:t xml:space="preserve">7  </w:t>
+              <w:t xml:space="preserve">6  </w:t>
             </w:r>
             <w:r>
               <w:rPr>
@@ -8469,7 +8469,7 @@
                 <w:sz w:val="16"/>
                 <w:szCs w:val="16"/>
               </w:rPr>
-              <w:t xml:space="preserve">8  </w:t>
+              <w:t xml:space="preserve">7  </w:t>
             </w:r>
             <w:r>
               <w:rPr>
@@ -8537,14 +8537,14 @@
                 <w:sz w:val="16"/>
                 <w:szCs w:val="16"/>
               </w:rPr>
-              <w:t xml:space="preserve">9  </w:t>
-            </w:r>
-            <w:r>
-              <w:rPr>
-                <w:sz w:val="16"/>
-                <w:szCs w:val="16"/>
-              </w:rPr>
-              <w:t xml:space="preserve">activity</w:t>
+              <w:t xml:space="preserve">8  </w:t>
+            </w:r>
+            <w:r>
+              <w:rPr>
+                <w:sz w:val="16"/>
+                <w:szCs w:val="16"/>
+              </w:rPr>
+              <w:t xml:space="preserve">usually</w:t>
             </w:r>
           </w:p>
         </w:tc>
@@ -8579,7 +8579,7 @@
                 <w:sz w:val="16"/>
                 <w:szCs w:val="16"/>
               </w:rPr>
-              <w:t xml:space="preserve">coordinates</w:t>
+              <w:t xml:space="preserve">everything</w:t>
             </w:r>
           </w:p>
         </w:tc>
@@ -8605,14 +8605,14 @@
                 <w:sz w:val="16"/>
                 <w:szCs w:val="16"/>
               </w:rPr>
-              <w:t xml:space="preserve">10  </w:t>
-            </w:r>
-            <w:r>
-              <w:rPr>
-                <w:sz w:val="16"/>
-                <w:szCs w:val="16"/>
-              </w:rPr>
-              <w:t xml:space="preserve">master budget</w:t>
+              <w:t xml:space="preserve">9  </w:t>
+            </w:r>
+            <w:r>
+              <w:rPr>
+                <w:sz w:val="16"/>
+                <w:szCs w:val="16"/>
+              </w:rPr>
+              <w:t xml:space="preserve">investments</w:t>
             </w:r>
           </w:p>
         </w:tc>
@@ -8647,7 +8647,7 @@
                 <w:sz w:val="16"/>
                 <w:szCs w:val="16"/>
               </w:rPr>
-              <w:t xml:space="preserve">become</w:t>
+              <w:t xml:space="preserve">ritual</w:t>
             </w:r>
           </w:p>
         </w:tc>
@@ -8673,7 +8673,7 @@
                 <w:sz w:val="16"/>
                 <w:szCs w:val="16"/>
               </w:rPr>
-              <w:t xml:space="preserve">11  </w:t>
+              <w:t xml:space="preserve">10  </w:t>
             </w:r>
             <w:r>
               <w:rPr>
@@ -8681,64 +8681,6 @@
                 <w:szCs w:val="16"/>
               </w:rPr>
               <w:t xml:space="preserve">activity-based budgeting</w:t>
-            </w:r>
-          </w:p>
-        </w:tc>
-      </w:tr>
-      <w:tr>
-        <w:tc>
-          <w:tcPr>
-            <w:tcW w:type="pct" w:w="2500"/>
-            <w:tcMar>
-              <w:top w:type="dxa" w:w="20"/>
-              <w:left w:type="dxa" w:w="80"/>
-              <w:bottom w:type="dxa" w:w="20"/>
-              <w:right w:type="dxa" w:w="80"/>
-            </w:tcMar>
-          </w:tcPr>
-          <w:p>
-            <w:pPr>
-              <w:spacing w:before="12" w:after="12"/>
-            </w:pPr>
-            <w:r>
-              <w:rPr>
-                <w:b/>
-                <w:bCs/>
-                <w:color w:val="8186EF"/>
-                <w:sz w:val="16"/>
-                <w:szCs w:val="16"/>
-              </w:rPr>
-              <w:t xml:space="preserve">6  </w:t>
-            </w:r>
-            <w:r>
-              <w:rPr>
-                <w:sz w:val="16"/>
-                <w:szCs w:val="16"/>
-              </w:rPr>
-              <w:t xml:space="preserve">controls</w:t>
-            </w:r>
-          </w:p>
-        </w:tc>
-        <w:tc>
-          <w:tcPr>
-            <w:tcW w:type="pct" w:w="2500"/>
-            <w:tcMar>
-              <w:top w:type="dxa" w:w="20"/>
-              <w:left w:type="dxa" w:w="80"/>
-              <w:bottom w:type="dxa" w:w="20"/>
-              <w:right w:type="dxa" w:w="80"/>
-            </w:tcMar>
-          </w:tcPr>
-          <w:p>
-            <w:pPr>
-              <w:spacing w:before="24" w:after="24"/>
-            </w:pPr>
-            <w:r>
-              <w:rPr>
-                <w:sz w:val="16"/>
-                <w:szCs w:val="16"/>
-              </w:rPr>
-              <w:t xml:space="preserve"/>
             </w:r>
           </w:p>
         </w:tc>
@@ -8933,14 +8875,7 @@
           <w:sz w:val="19"/>
           <w:szCs w:val="19"/>
         </w:rPr>
-        <w:t xml:space="preserve"> combines the three systems for 2028. </w:t>
-      </w:r>
-      <w:r>
-        <w:rPr>
-          <w:sz w:val="19"/>
-          <w:szCs w:val="19"/>
-        </w:rPr>
-        <w:t xml:space="preserve"/>
+        <w:t xml:space="preserve"> combines the three </w:t>
       </w:r>
       <w:r>
         <w:rPr>
@@ -8972,7 +8907,14 @@
           <w:sz w:val="19"/>
           <w:szCs w:val="19"/>
         </w:rPr>
-        <w:t xml:space="preserve"> as a whole: master budget, one year by month. </w:t>
+        <w:t xml:space="preserve"> for 2028. </w:t>
+      </w:r>
+      <w:r>
+        <w:rPr>
+          <w:sz w:val="19"/>
+          <w:szCs w:val="19"/>
+        </w:rPr>
+        <w:t xml:space="preserve">Beverages as a whole: master budget, one year by month. </w:t>
       </w:r>
       <w:r>
         <w:rPr>
@@ -9018,7 +8960,7 @@
           <w:sz w:val="19"/>
           <w:szCs w:val="19"/>
         </w:rPr>
-        <w:t xml:space="preserve">Pulses &amp; Spices overhead: </w:t>
+        <w:t xml:space="preserve">Pulses &amp; Spices overhead: activity-based budget, because lentils and za'atar use overhead very </w:t>
       </w:r>
       <w:r>
         <w:rPr>
@@ -9036,7 +8978,7 @@
           <w:sz w:val="19"/>
           <w:szCs w:val="19"/>
         </w:rPr>
-        <w:t xml:space="preserve">                </w:t>
+        <w:t xml:space="preserve">             </w:t>
       </w:r>
       <w:r>
         <w:rPr>
@@ -9050,7 +8992,7 @@
           <w:sz w:val="19"/>
           <w:szCs w:val="19"/>
         </w:rPr>
-        <w:t xml:space="preserve"> budget, because lentils and za'atar use overhead very differently. </w:t>
+        <w:t xml:space="preserve">. </w:t>
       </w:r>
     </w:p>
     <w:tbl>
@@ -9108,7 +9050,7 @@
                 <w:sz w:val="16"/>
                 <w:szCs w:val="16"/>
               </w:rPr>
-              <w:t xml:space="preserve">Beverages   ·   controller   ·   packing   ·   activity-based   ·   filling</w:t>
+              <w:t xml:space="preserve">systems   ·   controller   ·   overhead   ·   differently   ·   filling</w:t>
             </w:r>
           </w:p>
         </w:tc>
@@ -9151,7 +9093,7 @@
       <w:r>
         <w:drawing>
           <wp:inline distT="0" distB="0" distL="0" distR="0">
-            <wp:extent cx="5734050" cy="2127625"/>
+            <wp:extent cx="5734050" cy="3161275"/>
             <wp:effectExtent t="0" r="0" b="0" l="0"/>
             <wp:docPr id="1" name="" descr="" title=""/>
             <wp:cNvGraphicFramePr>
@@ -9176,7 +9118,7 @@
                   <pic:spPr bwMode="auto">
                     <a:xfrm>
                       <a:off x="0" y="0"/>
-                      <a:ext cx="5734050" cy="2127625"/>
+                      <a:ext cx="5734050" cy="3161275"/>
                     </a:xfrm>
                     <a:prstGeom prst="rect">
                       <a:avLst/>
@@ -9244,7 +9186,7 @@
                 <w:sz w:val="16"/>
                 <w:szCs w:val="16"/>
               </w:rPr>
-              <w:t xml:space="preserve">Sales budget   ·   Production budget   ·   Budgeted income statement   ·   Cash budget</w:t>
+              <w:t xml:space="preserve">Budgeted balance sheet   ·   Sales budget   ·   Budgeted income statement   ·   Production budget   ·   Filling-line project budget</w:t>
             </w:r>
           </w:p>
         </w:tc>
@@ -9271,7 +9213,7 @@
           <w:sz w:val="16"/>
           <w:szCs w:val="16"/>
         </w:rPr>
-        <w:t xml:space="preserve">      gaps 8–9</w:t>
+        <w:t xml:space="preserve">      gaps 9–10</w:t>
       </w:r>
     </w:p>
     <w:p>
@@ -9284,7 +9226,7 @@
           <w:sz w:val="19"/>
           <w:szCs w:val="19"/>
         </w:rPr>
-        <w:t xml:space="preserve">The fall in </w:t>
+        <w:t xml:space="preserve">The fall in za'atar </w:t>
       </w:r>
       <w:r>
         <w:rPr>
@@ -9294,7 +9236,7 @@
           <w:sz w:val="15"/>
           <w:szCs w:val="15"/>
         </w:rPr>
-        <w:t xml:space="preserve"> (8) </w:t>
+        <w:t xml:space="preserve"> (9) </w:t>
       </w:r>
       <w:r>
         <w:rPr>
@@ -9316,7 +9258,7 @@
           <w:sz w:val="19"/>
           <w:szCs w:val="19"/>
         </w:rPr>
-        <w:t xml:space="preserve"> volume cuts setups and tests; the rise in lentils adds packing hours; </w:t>
+        <w:t xml:space="preserve"> cuts setups and tests; the rise in lentils adds packing hours; </w:t>
       </w:r>
       <w:r>
         <w:rPr>
@@ -9326,7 +9268,7 @@
           <w:sz w:val="15"/>
           <w:szCs w:val="15"/>
         </w:rPr>
-        <w:t xml:space="preserve"> (9) </w:t>
+        <w:t xml:space="preserve"> (10) </w:t>
       </w:r>
       <w:r>
         <w:rPr>
@@ -9406,7 +9348,7 @@
                 <w:sz w:val="16"/>
                 <w:szCs w:val="16"/>
               </w:rPr>
-              <w:t xml:space="preserve">za'atar   ·   differently   ·   facility</w:t>
+              <w:t xml:space="preserve">volume   ·   financial   ·   facility</w:t>
             </w:r>
           </w:p>
         </w:tc>
@@ -9450,7 +9392,7 @@
           <w:sz w:val="15"/>
           <w:szCs w:val="15"/>
         </w:rPr>
-        <w:t xml:space="preserve">The parts add up to the total; the bars are to scale.</w:t>
+        <w:t xml:space="preserve">The bars are drawn to scale.</w:t>
       </w:r>
     </w:p>
     <w:p>
@@ -9461,7 +9403,7 @@
       <w:r>
         <w:drawing>
           <wp:inline distT="0" distB="0" distL="0" distR="0">
-            <wp:extent cx="5734050" cy="2414325"/>
+            <wp:extent cx="5734050" cy="3168825"/>
             <wp:effectExtent t="0" r="0" b="0" l="0"/>
             <wp:docPr id="1" name="" descr="" title=""/>
             <wp:cNvGraphicFramePr>
@@ -9486,7 +9428,7 @@
                   <pic:spPr bwMode="auto">
                     <a:xfrm>
                       <a:off x="0" y="0"/>
-                      <a:ext cx="5734050" cy="2414325"/>
+                      <a:ext cx="5734050" cy="3168825"/>
                     </a:xfrm>
                     <a:prstGeom prst="rect">
                       <a:avLst/>
@@ -9554,7 +9496,7 @@
                 <w:sz w:val="16"/>
                 <w:szCs w:val="16"/>
               </w:rPr>
-              <w:t xml:space="preserve">operating budget   ·   Quality testing   ·   Blending setups</w:t>
+              <w:t xml:space="preserve">operating budget   ·   Receiving and cleaning</w:t>
             </w:r>
           </w:p>
         </w:tc>
@@ -9765,7 +9707,7 @@
           <w:sz w:val="19"/>
           <w:szCs w:val="19"/>
         </w:rPr>
-        <w:t xml:space="preserve"> or financial, to total a project budget, to build an </w:t>
+        <w:t xml:space="preserve"> or financial, to total a project budget, to build an activity-based budget from drivers and rates, and to match each system with a </w:t>
       </w:r>
       <w:r>
         <w:rPr>
@@ -9783,7 +9725,7 @@
           <w:sz w:val="19"/>
           <w:szCs w:val="19"/>
         </w:rPr>
-        <w:t xml:space="preserve">                </w:t>
+        <w:t xml:space="preserve">           </w:t>
       </w:r>
       <w:r>
         <w:rPr>
@@ -9797,7 +9739,7 @@
           <w:sz w:val="19"/>
           <w:szCs w:val="19"/>
         </w:rPr>
-        <w:t xml:space="preserve"> budget from drivers and rates, and to match each system with a situation. </w:t>
+        <w:t xml:space="preserve">. </w:t>
       </w:r>
     </w:p>
     <w:tbl>
@@ -9855,13 +9797,25 @@
                 <w:sz w:val="16"/>
                 <w:szCs w:val="16"/>
               </w:rPr>
-              <w:t xml:space="preserve">operating   ·   activity-based   ·   components   ·   Beverages</w:t>
+              <w:t xml:space="preserve">operating   ·   situation   ·   components   ·   activity-based</w:t>
             </w:r>
           </w:p>
         </w:tc>
       </w:tr>
     </w:tbl>
     <w:p/>
+    <w:p>
+      <w:pPr>
+        <w:pageBreakBefore w:val="true"/>
+        <w:spacing w:after="0"/>
+      </w:pPr>
+      <w:r>
+        <w:rPr>
+          <w:sz w:val="2"/>
+        </w:rPr>
+        <w:t xml:space="preserve"> </w:t>
+      </w:r>
+    </w:p>
     <w:p>
       <w:pPr>
         <w:spacing w:before="44" w:after="10"/>
@@ -9898,7 +9852,7 @@
       <w:r>
         <w:drawing>
           <wp:inline distT="0" distB="0" distL="0" distR="0">
-            <wp:extent cx="5734050" cy="1946550"/>
+            <wp:extent cx="5734050" cy="2519975"/>
             <wp:effectExtent t="0" r="0" b="0" l="0"/>
             <wp:docPr id="1" name="" descr="" title=""/>
             <wp:cNvGraphicFramePr>
@@ -9923,7 +9877,7 @@
                   <pic:spPr bwMode="auto">
                     <a:xfrm>
                       <a:off x="0" y="0"/>
-                      <a:ext cx="5734050" cy="1946550"/>
+                      <a:ext cx="5734050" cy="2519975"/>
                     </a:xfrm>
                     <a:prstGeom prst="rect">
                       <a:avLst/>
@@ -9998,18 +9952,6 @@
       </w:tr>
     </w:tbl>
     <w:p/>
-    <w:p>
-      <w:pPr>
-        <w:pageBreakBefore w:val="true"/>
-        <w:spacing w:after="0"/>
-      </w:pPr>
-      <w:r>
-        <w:rPr>
-          <w:sz w:val="2"/>
-        </w:rPr>
-        <w:t xml:space="preserve"> </w:t>
-      </w:r>
-    </w:p>
     <w:tbl>
       <w:tblPr>
         <w:tblW w:type="pct" w:w="100%"/>
@@ -10464,6 +10406,18 @@
     <w:p/>
     <w:p>
       <w:pPr>
+        <w:pageBreakBefore w:val="true"/>
+        <w:spacing w:after="0"/>
+      </w:pPr>
+      <w:r>
+        <w:rPr>
+          <w:sz w:val="2"/>
+        </w:rPr>
+        <w:t xml:space="preserve"> </w:t>
+      </w:r>
+    </w:p>
+    <w:p>
+      <w:pPr>
         <w:spacing w:before="44" w:after="10"/>
       </w:pPr>
       <w:r>
@@ -11018,7 +10972,7 @@
                 <w:sz w:val="16"/>
                 <w:szCs w:val="16"/>
               </w:rPr>
-              <w:t xml:space="preserve">Beverages</w:t>
+              <w:t xml:space="preserve">systems</w:t>
             </w:r>
           </w:p>
         </w:tc>
@@ -11119,7 +11073,7 @@
                 <w:sz w:val="16"/>
                 <w:szCs w:val="16"/>
               </w:rPr>
-              <w:t xml:space="preserve">activity-based</w:t>
+              <w:t xml:space="preserve">situation</w:t>
             </w:r>
           </w:p>
         </w:tc>
@@ -11154,7 +11108,7 @@
                 <w:sz w:val="16"/>
                 <w:szCs w:val="16"/>
               </w:rPr>
-              <w:t xml:space="preserve">activity-based</w:t>
+              <w:t xml:space="preserve">differently</w:t>
             </w:r>
           </w:p>
         </w:tc>
@@ -11358,7 +11312,7 @@
                 <w:sz w:val="16"/>
                 <w:szCs w:val="16"/>
               </w:rPr>
-              <w:t xml:space="preserve">Cash budget</w:t>
+              <w:t xml:space="preserve">Filling-line project budget</w:t>
             </w:r>
           </w:p>
         </w:tc>
@@ -11426,7 +11380,7 @@
                 <w:sz w:val="16"/>
                 <w:szCs w:val="16"/>
               </w:rPr>
-              <w:t xml:space="preserve">za'atar</w:t>
+              <w:t xml:space="preserve">Budgeted balance sheet</w:t>
             </w:r>
           </w:p>
         </w:tc>
@@ -11494,7 +11448,7 @@
                 <w:sz w:val="16"/>
                 <w:szCs w:val="16"/>
               </w:rPr>
-              <w:t xml:space="preserve">facility</w:t>
+              <w:t xml:space="preserve">volume</w:t>
             </w:r>
           </w:p>
         </w:tc>
@@ -11562,7 +11516,7 @@
                 <w:sz w:val="16"/>
                 <w:szCs w:val="16"/>
               </w:rPr>
-              <w:t xml:space="preserve">Blending setups</w:t>
+              <w:t xml:space="preserve">facility</w:t>
             </w:r>
           </w:p>
         </w:tc>
@@ -11630,7 +11584,7 @@
                 <w:sz w:val="16"/>
                 <w:szCs w:val="16"/>
               </w:rPr>
-              <w:t xml:space="preserve">Quality testing</w:t>
+              <w:t xml:space="preserve">Receiving and cleaning</w:t>
             </w:r>
           </w:p>
         </w:tc>
@@ -12038,7 +11992,7 @@
               <w:sz w:val="16"/>
               <w:szCs w:val="16"/>
             </w:rPr>
-            <w:t xml:space="preserve"> of 3</w:t>
+            <w:t xml:space="preserve"> of 4</w:t>
           </w:r>
         </w:p>
       </w:tc>
